--- a/Take note quá trình học thanh ghi/Buoi_12/Problem_B/docs/report_Buoi_12_Problem_B_EN.docx
+++ b/Take note quá trình học thanh ghi/Buoi_12/Problem_B/docs/report_Buoi_12_Problem_B_EN.docx
@@ -15,7 +15,7 @@
           <w:sz w:val="44"/>
           <w:szCs w:val="44"/>
         </w:rPr>
-        <w:t xml:space="preserve">Session 12 — Problem B: LED PC13 by pure DMA (HAL, rung 0_1)</w:t>
+        <w:t xml:space="preserve">Session 12 — Problem B: LED by Timer-Paced DMA on STM32F103</w:t>
       </w:r>
     </w:p>
     <w:p>
@@ -31,7 +31,7 @@
           <w:sz w:val="24"/>
           <w:szCs w:val="24"/>
         </w:rPr>
-        <w:t xml:space="preserve">STM32F103C8T6 · bare-metal · TIM1_UP → DMA1_CH5 (circular) → GPIOC_ODR · verified on board</w:t>
+        <w:t xml:space="preserve">Three API stages (HAL / CMSIS / raw DSL) — one register fingerprint, verified on board</w:t>
       </w:r>
     </w:p>
     <w:p>
@@ -549,7 +549,7 @@
         <w:t xml:space="preserve">Problem B spans three stages</w:t>
       </w:r>
       <w:r>
-        <w:t xml:space="preserve"> — the same problem re-implemented at three API layers:</w:t>
+        <w:t xml:space="preserve"> — the same problem re-implemented at three API layers, all covered by this report:</w:t>
       </w:r>
     </w:p>
     <w:tbl>
@@ -714,7 +714,7 @@
               <w:jc w:val="left"/>
             </w:pPr>
             <w:r>
-              <w:t xml:space="preserve">HAL (vendor library)</w:t>
+              <w:t xml:space="preserve">HAL (vendor functions + vendor names)</w:t>
             </w:r>
           </w:p>
         </w:tc>
@@ -743,7 +743,7 @@
                 <w:b/>
                 <w:bCs/>
               </w:rPr>
-              <w:t xml:space="preserve">PASS on board — this report</w:t>
+              <w:t xml:space="preserve">PASS on board</w:t>
             </w:r>
           </w:p>
         </w:tc>
@@ -798,7 +798,7 @@
               <w:jc w:val="left"/>
             </w:pPr>
             <w:r>
-              <w:t xml:space="preserve">CMSIS (register names)</w:t>
+              <w:t xml:space="preserve">CMSIS (vendor names only, zero vendor code)</w:t>
             </w:r>
           </w:p>
         </w:tc>
@@ -823,7 +823,11 @@
               <w:jc w:val="left"/>
             </w:pPr>
             <w:r>
-              <w:t xml:space="preserve">next</w:t>
+              <w:rPr>
+                <w:b/>
+                <w:bCs/>
+              </w:rPr>
+              <w:t xml:space="preserve">PASS on board</w:t>
             </w:r>
           </w:p>
         </w:tc>
@@ -889,7 +893,7 @@
               <w:t xml:space="preserve">STANDARD.md</w:t>
             </w:r>
             <w:r>
-              <w:t xml:space="preserve">)</w:t>
+              <w:t xml:space="preserve"> — nothing vendor)</w:t>
             </w:r>
           </w:p>
         </w:tc>
@@ -914,7 +918,11 @@
               <w:jc w:val="left"/>
             </w:pPr>
             <w:r>
-              <w:t xml:space="preserve">planned</w:t>
+              <w:rPr>
+                <w:b/>
+                <w:bCs/>
+              </w:rPr>
+              <w:t xml:space="preserve">PASS on board</w:t>
             </w:r>
           </w:p>
         </w:tc>
@@ -924,6 +932,25 @@
       <w:pPr>
         <w:spacing w:after="0"/>
       </w:pPr>
+    </w:p>
+    <w:p>
+      <w:pPr>
+        <w:spacing w:after="120" w:line="276" w:lineRule="auto"/>
+        <w:jc w:val="both"/>
+      </w:pPr>
+      <w:r>
+        <w:t xml:space="preserve">Stages 0_2 and 0_3 are </w:t>
+      </w:r>
+      <w:r>
+        <w:rPr>
+          <w:b/>
+          <w:bCs/>
+        </w:rPr>
+        <w:t xml:space="preserve">support stages</w:t>
+      </w:r>
+      <w:r>
+        <w:t xml:space="preserve"> of 0_1: their purpose is to expose which components of the vendor API stage 0_1 actually used, and to demonstrate the extraction technique — read the vendor source, keep only the register writes, re-verify on board.</w:t>
+      </w:r>
     </w:p>
     <w:p>
       <w:pPr>
@@ -1662,17 +1689,17 @@
         <w:jc w:val="both"/>
       </w:pPr>
       <w:r>
-        <w:t xml:space="preserve">This report covers the </w:t>
+        <w:t xml:space="preserve">This report covers the whole </w:t>
       </w:r>
       <w:r>
         <w:rPr>
           <w:b/>
           <w:bCs/>
         </w:rPr>
-        <w:t xml:space="preserve">(Problem B · rung 0_1 HAL)</w:t>
-      </w:r>
-      <w:r>
-        <w:t xml:space="preserve"> cell of the session map below; green cells are already verified on the board.</w:t>
+        <w:t xml:space="preserve">Problem B row</w:t>
+      </w:r>
+      <w:r>
+        <w:t xml:space="preserve"> of the session map below. The matrix is now complete — all six cells PASS on board; only the application layer remains.</w:t>
       </w:r>
     </w:p>
     <w:p>
@@ -1683,9 +1710,9 @@
       <w:r>
         <w:drawing>
           <wp:inline distT="0" distB="0" distL="0" distR="0">
-            <wp:extent cx="5724525" cy="2600325"/>
+            <wp:extent cx="5724525" cy="2324100"/>
             <wp:effectExtent t="0" r="0" b="0" l="0"/>
-            <wp:docPr id="1" name="fig3" descr="The Session 12 map: two problems × three API rungs; green cells = PASS on board; this report covers the (Problem B · HAL) cell" title="Figure 3"/>
+            <wp:docPr id="1" name="fig3" descr="The Session 12 map, final state: two problems × three API rungs, 6/6 cells PASS on board with the same register fingerprint per problem; the dashed application layer is the only piece left" title="Figure 3"/>
             <wp:cNvGraphicFramePr>
               <a:graphicFrameLocks xmlns:a="http://schemas.openxmlformats.org/drawingml/2006/main" noChangeAspect="1"/>
             </wp:cNvGraphicFramePr>
@@ -1708,7 +1735,7 @@
                   <pic:spPr bwMode="auto">
                     <a:xfrm>
                       <a:off x="0" y="0"/>
-                      <a:ext cx="5724525" cy="2600325"/>
+                      <a:ext cx="5724525" cy="2324100"/>
                     </a:xfrm>
                     <a:prstGeom prst="rect">
                       <a:avLst/>
@@ -1750,7 +1777,7 @@
           <w:sz w:val="18"/>
           <w:szCs w:val="18"/>
         </w:rPr>
-        <w:t xml:space="preserve">. The Session 12 map: two problems × three API rungs; green cells = PASS on board; this report covers the (Problem B · HAL) cell</w:t>
+        <w:t xml:space="preserve">. The Session 12 map, final state: two problems × three API rungs, 6/6 cells PASS on board with the same register fingerprint per problem; the dashed application layer is the only piece left</w:t>
       </w:r>
     </w:p>
     <w:p>
@@ -1784,79 +1811,25 @@
         <w:t xml:space="preserve">DMA_B12_S01_HAL</w:t>
       </w:r>
       <w:r>
-        <w:t xml:space="preserve">** (</w:t>
-      </w:r>
-      <w:r>
-        <w:rPr>
-          <w:rFonts w:ascii="Consolas" w:cs="Consolas" w:eastAsia="Consolas" w:hAnsi="Consolas"/>
-          <w:sz w:val="20"/>
-          <w:szCs w:val="20"/>
-        </w:rPr>
-        <w:t xml:space="preserve">STM32F103xB</w:t>
-      </w:r>
-      <w:r>
-        <w:t xml:space="preserve"> + </w:t>
-      </w:r>
-      <w:r>
-        <w:rPr>
-          <w:rFonts w:ascii="Consolas" w:cs="Consolas" w:eastAsia="Consolas" w:hAnsi="Consolas"/>
-          <w:sz w:val="20"/>
-          <w:szCs w:val="20"/>
-        </w:rPr>
-        <w:t xml:space="preserve">USE_HAL_DRIVER</w:t>
-      </w:r>
-      <w:r>
-        <w:t xml:space="preserve">); the problem is selected inside the single </w:t>
-      </w:r>
-      <w:r>
-        <w:rPr>
-          <w:rFonts w:ascii="Consolas" w:cs="Consolas" w:eastAsia="Consolas" w:hAnsi="Consolas"/>
-          <w:sz w:val="20"/>
-          <w:szCs w:val="20"/>
-        </w:rPr>
-        <w:t xml:space="preserve">main_buoi12_dma.c</w:t>
-      </w:r>
-      <w:r>
-        <w:t xml:space="preserve"> by the label pair </w:t>
-      </w:r>
-      <w:r>
-        <w:rPr>
-          <w:rFonts w:ascii="Consolas" w:cs="Consolas" w:eastAsia="Consolas" w:hAnsi="Consolas"/>
-          <w:sz w:val="20"/>
-          <w:szCs w:val="20"/>
-        </w:rPr>
-        <w:t xml:space="preserve">PROBLEM_A</w:t>
-      </w:r>
-      <w:r>
-        <w:t xml:space="preserve"> / </w:t>
-      </w:r>
-      <w:r>
-        <w:rPr>
-          <w:rFonts w:ascii="Consolas" w:cs="Consolas" w:eastAsia="Consolas" w:hAnsi="Consolas"/>
-          <w:sz w:val="20"/>
-          <w:szCs w:val="20"/>
-        </w:rPr>
-        <w:t xml:space="preserve">PROBLEM_B</w:t>
-      </w:r>
-      <w:r>
-        <w:t xml:space="preserve"> — the same</w:t>
-      </w:r>
-    </w:p>
-    <w:p>
-      <w:pPr>
-        <w:spacing w:after="120" w:line="276" w:lineRule="auto"/>
-        <w:jc w:val="both"/>
-      </w:pPr>
-      <w:r>
-        <w:rPr>
-          <w:rFonts w:ascii="Consolas" w:cs="Consolas" w:eastAsia="Consolas" w:hAnsi="Consolas"/>
-          <w:sz w:val="20"/>
-          <w:szCs w:val="20"/>
-        </w:rPr>
-        <w:t xml:space="preserve">#ifdef</w:t>
-      </w:r>
-      <w:r>
-        <w:t xml:space="preserve"> mechanism that selects the stage. Two more vendor modules join the compile list for this problem: </w:t>
+        <w:rPr>
+          <w:b/>
+          <w:bCs/>
+        </w:rPr>
+        <w:t xml:space="preserve"> (`STM32F103xB` + `USE_HAL_DRIVER`). Each (problem × stage) cell is one self-contained file living beside the hand library's own `source/main.c` — this problem's trio is `main_b12_B_S01.c` / `_S02.c` / `_S03.c`. The mains are *our* application code; stages that need HAL/CMSIS *call into* the vendor warehouse (`Manufacturer_Package/`) through include paths. The cell to run is selected by keeping exactly </w:t>
+      </w:r>
+      <w:r>
+        <w:t xml:space="preserve">one** </w:t>
+      </w:r>
+      <w:r>
+        <w:rPr>
+          <w:rFonts w:ascii="Consolas" w:cs="Consolas" w:eastAsia="Consolas" w:hAnsi="Consolas"/>
+          <w:sz w:val="20"/>
+          <w:szCs w:val="20"/>
+        </w:rPr>
+        <w:t xml:space="preserve">main_b12_*.c</w:t>
+      </w:r>
+      <w:r>
+        <w:t xml:space="preserve"> included in the build. Two more vendor modules join the compile list for this problem: </w:t>
       </w:r>
       <w:r>
         <w:rPr>
@@ -2023,7 +1996,7 @@
         <w:pStyle w:val="Heading2"/>
       </w:pPr>
       <w:r>
-        <w:t xml:space="preserve">4.3 Implementation (evidence in code)</w:t>
+        <w:t xml:space="preserve">4.3 Stage 0_1 — HAL implementation (evidence in code)</w:t>
       </w:r>
     </w:p>
     <w:p>
@@ -2550,8 +2523,24 @@
         <w:jc w:val="both"/>
       </w:pPr>
       <w:r>
-        <w:t xml:space="preserve">One debugging trick worth recording: </w:t>
-      </w:r>
+        <w:t xml:space="preserve">One debugging trick worth recording — </w:t>
+      </w:r>
+      <w:r>
+        <w:rPr>
+          <w:b/>
+          <w:bCs/>
+        </w:rPr>
+        <w:t xml:space="preserve">needed at stages 0_1/0_2 only</w:t>
+      </w:r>
+      <w:r>
+        <w:t xml:space="preserve">:</w:t>
+      </w:r>
+    </w:p>
+    <w:p>
+      <w:pPr>
+        <w:spacing w:after="120" w:line="276" w:lineRule="auto"/>
+        <w:jc w:val="both"/>
+      </w:pPr>
       <w:r>
         <w:rPr>
           <w:rFonts w:ascii="Consolas" w:cs="Consolas" w:eastAsia="Consolas" w:hAnsi="Consolas"/>
@@ -2572,8 +2561,14 @@
         <w:t xml:space="preserve">TIM1</w:t>
       </w:r>
       <w:r>
-        <w:t xml:space="preserve"> are preprocessor macros, invisible to C-SPY Live Watch. Two </w:t>
-      </w:r>
+        <w:t xml:space="preserve"> are preprocessor macros, invisible to C-SPY Live Watch. Two</w:t>
+      </w:r>
+    </w:p>
+    <w:p>
+      <w:pPr>
+        <w:spacing w:after="120" w:line="276" w:lineRule="auto"/>
+        <w:jc w:val="both"/>
+      </w:pPr>
       <w:r>
         <w:rPr>
           <w:rFonts w:ascii="Consolas" w:cs="Consolas" w:eastAsia="Consolas" w:hAnsi="Consolas"/>
@@ -2594,6 +2589,679 @@
         <w:t xml:space="preserve">*g_dbg_dma5</w:t>
       </w:r>
       <w:r>
+        <w:t xml:space="preserve">,</w:t>
+      </w:r>
+    </w:p>
+    <w:p>
+      <w:pPr>
+        <w:spacing w:after="120" w:line="276" w:lineRule="auto"/>
+        <w:jc w:val="both"/>
+      </w:pPr>
+      <w:r>
+        <w:rPr>
+          <w:rFonts w:ascii="Consolas" w:cs="Consolas" w:eastAsia="Consolas" w:hAnsi="Consolas"/>
+          <w:sz w:val="20"/>
+          <w:szCs w:val="20"/>
+        </w:rPr>
+        <w:t xml:space="preserve">*g_dbg_tim1</w:t>
+      </w:r>
+      <w:r>
+        <w:t xml:space="preserve">) without being dead-stripped. Stage 0_3 deletes both pointers — see 4.5 for why they become unnecessary:</w:t>
+      </w:r>
+    </w:p>
+    <w:p>
+      <w:pPr>
+        <w:shd w:fill="F2F2F2" w:val="clear"/>
+        <w:spacing w:after="0" w:before="120" w:line="240" w:lineRule="auto"/>
+        <w:ind w:left="120" w:right="120"/>
+      </w:pPr>
+      <w:r>
+        <w:rPr>
+          <w:rFonts w:ascii="Consolas" w:cs="Consolas" w:eastAsia="Consolas" w:hAnsi="Consolas"/>
+          <w:sz w:val="18"/>
+          <w:szCs w:val="18"/>
+        </w:rPr>
+        <w:t xml:space="preserve">__root DMA_Channel_TypeDef * const g_dbg_dma5 = DMA1_Channel5;</w:t>
+      </w:r>
+    </w:p>
+    <w:p>
+      <w:pPr>
+        <w:shd w:fill="F2F2F2" w:val="clear"/>
+        <w:spacing w:after="120" w:before="0" w:line="240" w:lineRule="auto"/>
+        <w:ind w:left="120" w:right="120"/>
+      </w:pPr>
+      <w:r>
+        <w:rPr>
+          <w:rFonts w:ascii="Consolas" w:cs="Consolas" w:eastAsia="Consolas" w:hAnsi="Consolas"/>
+          <w:sz w:val="18"/>
+          <w:szCs w:val="18"/>
+        </w:rPr>
+        <w:t xml:space="preserve">__root TIM_TypeDef         * const g_dbg_tim1 = TIM1;</w:t>
+      </w:r>
+    </w:p>
+    <w:p>
+      <w:pPr>
+        <w:pStyle w:val="Heading2"/>
+      </w:pPr>
+      <w:r>
+        <w:t xml:space="preserve">4.4 Stage 0_2 — CMSIS: extracting the API</w:t>
+      </w:r>
+    </w:p>
+    <w:p>
+      <w:pPr>
+        <w:spacing w:after="120" w:line="276" w:lineRule="auto"/>
+        <w:jc w:val="both"/>
+      </w:pPr>
+      <w:r>
+        <w:t xml:space="preserve">The extraction technique: </w:t>
+      </w:r>
+      <w:r>
+        <w:rPr>
+          <w:b/>
+          <w:bCs/>
+        </w:rPr>
+        <w:t xml:space="preserve">read the vendor source, keep only what it writes.</w:t>
+      </w:r>
+      <w:r>
+        <w:t xml:space="preserve"> Tracing</w:t>
+      </w:r>
+    </w:p>
+    <w:p>
+      <w:pPr>
+        <w:spacing w:after="120" w:line="276" w:lineRule="auto"/>
+        <w:jc w:val="both"/>
+      </w:pPr>
+      <w:r>
+        <w:rPr>
+          <w:rFonts w:ascii="Consolas" w:cs="Consolas" w:eastAsia="Consolas" w:hAnsi="Consolas"/>
+          <w:sz w:val="20"/>
+          <w:szCs w:val="20"/>
+        </w:rPr>
+        <w:t xml:space="preserve">stm32f1xx_hal_gpio.c</w:t>
+      </w:r>
+      <w:r>
+        <w:t xml:space="preserve"> / </w:t>
+      </w:r>
+      <w:r>
+        <w:rPr>
+          <w:rFonts w:ascii="Consolas" w:cs="Consolas" w:eastAsia="Consolas" w:hAnsi="Consolas"/>
+          <w:sz w:val="20"/>
+          <w:szCs w:val="20"/>
+        </w:rPr>
+        <w:t xml:space="preserve">_tim.c</w:t>
+      </w:r>
+      <w:r>
+        <w:t xml:space="preserve"> / </w:t>
+      </w:r>
+      <w:r>
+        <w:rPr>
+          <w:rFonts w:ascii="Consolas" w:cs="Consolas" w:eastAsia="Consolas" w:hAnsi="Consolas"/>
+          <w:sz w:val="20"/>
+          <w:szCs w:val="20"/>
+        </w:rPr>
+        <w:t xml:space="preserve">_dma.c</w:t>
+      </w:r>
+      <w:r>
+        <w:t xml:space="preserve"> shows the five HAL calls and two macros of 4.3 collapse to ~15 register writes hiding under ~900 lines of vendor code. Two of them are worth calling out: the GPIO leg is just *one* </w:t>
+      </w:r>
+      <w:r>
+        <w:rPr>
+          <w:rFonts w:ascii="Consolas" w:cs="Consolas" w:eastAsia="Consolas" w:hAnsi="Consolas"/>
+          <w:sz w:val="20"/>
+          <w:szCs w:val="20"/>
+        </w:rPr>
+        <w:t xml:space="preserve">CRH</w:t>
+      </w:r>
+      <w:r>
+        <w:t xml:space="preserve"> nibble write after the clock enable, and </w:t>
+      </w:r>
+      <w:r>
+        <w:rPr>
+          <w:rFonts w:ascii="Consolas" w:cs="Consolas" w:eastAsia="Consolas" w:hAnsi="Consolas"/>
+          <w:sz w:val="20"/>
+          <w:szCs w:val="20"/>
+        </w:rPr>
+        <w:t xml:space="preserve">HAL_TIM_Base_Init</w:t>
+      </w:r>
+      <w:r>
+        <w:t xml:space="preserve"> secretly ends with </w:t>
+      </w:r>
+      <w:r>
+        <w:rPr>
+          <w:rFonts w:ascii="Consolas" w:cs="Consolas" w:eastAsia="Consolas" w:hAnsi="Consolas"/>
+          <w:sz w:val="20"/>
+          <w:szCs w:val="20"/>
+        </w:rPr>
+        <w:t xml:space="preserve">EGR = UG</w:t>
+      </w:r>
+      <w:r>
+        <w:t xml:space="preserve"> — </w:t>
+      </w:r>
+      <w:r>
+        <w:rPr>
+          <w:rFonts w:ascii="Consolas" w:cs="Consolas" w:eastAsia="Consolas" w:hAnsi="Consolas"/>
+          <w:sz w:val="20"/>
+          <w:szCs w:val="20"/>
+        </w:rPr>
+        <w:t xml:space="preserve">PSC</w:t>
+      </w:r>
+      <w:r>
+        <w:t xml:space="preserve"> is a *preload* register, and without that forced update event the first period would run at the old prescaler. Stage 0_2 reproduces both faithfully:</w:t>
+      </w:r>
+    </w:p>
+    <w:p>
+      <w:pPr>
+        <w:shd w:fill="F2F2F2" w:val="clear"/>
+        <w:spacing w:after="0" w:before="120" w:line="240" w:lineRule="auto"/>
+        <w:ind w:left="120" w:right="120"/>
+      </w:pPr>
+      <w:r>
+        <w:rPr>
+          <w:rFonts w:ascii="Consolas" w:cs="Consolas" w:eastAsia="Consolas" w:hAnsi="Consolas"/>
+          <w:sz w:val="18"/>
+          <w:szCs w:val="18"/>
+        </w:rPr>
+        <w:t xml:space="preserve">#include "stm32f103xb.h"     /* CMSIS device header: names only, no code */</w:t>
+      </w:r>
+    </w:p>
+    <w:p>
+      <w:pPr>
+        <w:shd w:fill="F2F2F2" w:val="clear"/>
+        <w:spacing w:after="0" w:before="0" w:line="240" w:lineRule="auto"/>
+        <w:ind w:left="120" w:right="120"/>
+      </w:pPr>
+      <w:r>
+        <w:rPr>
+          <w:rFonts w:ascii="Consolas" w:cs="Consolas" w:eastAsia="Consolas" w:hAnsi="Consolas"/>
+          <w:sz w:val="18"/>
+          <w:szCs w:val="18"/>
+        </w:rPr>
+        <w:t xml:space="preserve"> </w:t>
+      </w:r>
+    </w:p>
+    <w:p>
+      <w:pPr>
+        <w:shd w:fill="F2F2F2" w:val="clear"/>
+        <w:spacing w:after="0" w:before="0" w:line="240" w:lineRule="auto"/>
+        <w:ind w:left="120" w:right="120"/>
+      </w:pPr>
+      <w:r>
+        <w:rPr>
+          <w:rFonts w:ascii="Consolas" w:cs="Consolas" w:eastAsia="Consolas" w:hAnsi="Consolas"/>
+          <w:sz w:val="18"/>
+          <w:szCs w:val="18"/>
+        </w:rPr>
+        <w:t xml:space="preserve">static void Stage02_Led_Gpio_Init(void)</w:t>
+      </w:r>
+    </w:p>
+    <w:p>
+      <w:pPr>
+        <w:shd w:fill="F2F2F2" w:val="clear"/>
+        <w:spacing w:after="0" w:before="0" w:line="240" w:lineRule="auto"/>
+        <w:ind w:left="120" w:right="120"/>
+      </w:pPr>
+      <w:r>
+        <w:rPr>
+          <w:rFonts w:ascii="Consolas" w:cs="Consolas" w:eastAsia="Consolas" w:hAnsi="Consolas"/>
+          <w:sz w:val="18"/>
+          <w:szCs w:val="18"/>
+        </w:rPr>
+        <w:t xml:space="preserve">{</w:t>
+      </w:r>
+    </w:p>
+    <w:p>
+      <w:pPr>
+        <w:shd w:fill="F2F2F2" w:val="clear"/>
+        <w:spacing w:after="0" w:before="0" w:line="240" w:lineRule="auto"/>
+        <w:ind w:left="120" w:right="120"/>
+      </w:pPr>
+      <w:r>
+        <w:rPr>
+          <w:rFonts w:ascii="Consolas" w:cs="Consolas" w:eastAsia="Consolas" w:hAnsi="Consolas"/>
+          <w:sz w:val="18"/>
+          <w:szCs w:val="18"/>
+        </w:rPr>
+        <w:t xml:space="preserve">    RCC-&gt;APB2ENR |= RCC_APB2ENR_IOPCEN;       /* was __HAL_RCC_GPIOC_CLK_ENABLE */</w:t>
+      </w:r>
+    </w:p>
+    <w:p>
+      <w:pPr>
+        <w:shd w:fill="F2F2F2" w:val="clear"/>
+        <w:spacing w:after="0" w:before="0" w:line="240" w:lineRule="auto"/>
+        <w:ind w:left="120" w:right="120"/>
+      </w:pPr>
+      <w:r>
+        <w:rPr>
+          <w:rFonts w:ascii="Consolas" w:cs="Consolas" w:eastAsia="Consolas" w:hAnsi="Consolas"/>
+          <w:sz w:val="18"/>
+          <w:szCs w:val="18"/>
+        </w:rPr>
+        <w:t xml:space="preserve">    GPIOC-&gt;CRH = (GPIOC-&gt;CRH</w:t>
+      </w:r>
+    </w:p>
+    <w:p>
+      <w:pPr>
+        <w:shd w:fill="F2F2F2" w:val="clear"/>
+        <w:spacing w:after="0" w:before="0" w:line="240" w:lineRule="auto"/>
+        <w:ind w:left="120" w:right="120"/>
+      </w:pPr>
+      <w:r>
+        <w:rPr>
+          <w:rFonts w:ascii="Consolas" w:cs="Consolas" w:eastAsia="Consolas" w:hAnsi="Consolas"/>
+          <w:sz w:val="18"/>
+          <w:szCs w:val="18"/>
+        </w:rPr>
+        <w:t xml:space="preserve">               &amp; ~(GPIO_CRH_MODE13 | GPIO_CRH_CNF13))  /* wipe pin-13 nibble   */</w:t>
+      </w:r>
+    </w:p>
+    <w:p>
+      <w:pPr>
+        <w:shd w:fill="F2F2F2" w:val="clear"/>
+        <w:spacing w:after="0" w:before="0" w:line="240" w:lineRule="auto"/>
+        <w:ind w:left="120" w:right="120"/>
+      </w:pPr>
+      <w:r>
+        <w:rPr>
+          <w:rFonts w:ascii="Consolas" w:cs="Consolas" w:eastAsia="Consolas" w:hAnsi="Consolas"/>
+          <w:sz w:val="18"/>
+          <w:szCs w:val="18"/>
+        </w:rPr>
+        <w:t xml:space="preserve">               |   GPIO_CRH_MODE13_1;         /* was HAL_GPIO_Init: MODE13=10  */</w:t>
+      </w:r>
+    </w:p>
+    <w:p>
+      <w:pPr>
+        <w:shd w:fill="F2F2F2" w:val="clear"/>
+        <w:spacing w:after="0" w:before="0" w:line="240" w:lineRule="auto"/>
+        <w:ind w:left="120" w:right="120"/>
+      </w:pPr>
+      <w:r>
+        <w:rPr>
+          <w:rFonts w:ascii="Consolas" w:cs="Consolas" w:eastAsia="Consolas" w:hAnsi="Consolas"/>
+          <w:sz w:val="18"/>
+          <w:szCs w:val="18"/>
+        </w:rPr>
+        <w:t xml:space="preserve">}                                             /* (2 MHz), CNF13=00 = OUTPUT_PP */</w:t>
+      </w:r>
+    </w:p>
+    <w:p>
+      <w:pPr>
+        <w:shd w:fill="F2F2F2" w:val="clear"/>
+        <w:spacing w:after="0" w:before="0" w:line="240" w:lineRule="auto"/>
+        <w:ind w:left="120" w:right="120"/>
+      </w:pPr>
+      <w:r>
+        <w:rPr>
+          <w:rFonts w:ascii="Consolas" w:cs="Consolas" w:eastAsia="Consolas" w:hAnsi="Consolas"/>
+          <w:sz w:val="18"/>
+          <w:szCs w:val="18"/>
+        </w:rPr>
+        <w:t xml:space="preserve"> </w:t>
+      </w:r>
+    </w:p>
+    <w:p>
+      <w:pPr>
+        <w:shd w:fill="F2F2F2" w:val="clear"/>
+        <w:spacing w:after="0" w:before="0" w:line="240" w:lineRule="auto"/>
+        <w:ind w:left="120" w:right="120"/>
+      </w:pPr>
+      <w:r>
+        <w:rPr>
+          <w:rFonts w:ascii="Consolas" w:cs="Consolas" w:eastAsia="Consolas" w:hAnsi="Consolas"/>
+          <w:sz w:val="18"/>
+          <w:szCs w:val="18"/>
+        </w:rPr>
+        <w:t xml:space="preserve">static void Stage02_LedByTimDma(void)</w:t>
+      </w:r>
+    </w:p>
+    <w:p>
+      <w:pPr>
+        <w:shd w:fill="F2F2F2" w:val="clear"/>
+        <w:spacing w:after="0" w:before="0" w:line="240" w:lineRule="auto"/>
+        <w:ind w:left="120" w:right="120"/>
+      </w:pPr>
+      <w:r>
+        <w:rPr>
+          <w:rFonts w:ascii="Consolas" w:cs="Consolas" w:eastAsia="Consolas" w:hAnsi="Consolas"/>
+          <w:sz w:val="18"/>
+          <w:szCs w:val="18"/>
+        </w:rPr>
+        <w:t xml:space="preserve">{</w:t>
+      </w:r>
+    </w:p>
+    <w:p>
+      <w:pPr>
+        <w:shd w:fill="F2F2F2" w:val="clear"/>
+        <w:spacing w:after="0" w:before="0" w:line="240" w:lineRule="auto"/>
+        <w:ind w:left="120" w:right="120"/>
+      </w:pPr>
+      <w:r>
+        <w:rPr>
+          <w:rFonts w:ascii="Consolas" w:cs="Consolas" w:eastAsia="Consolas" w:hAnsi="Consolas"/>
+          <w:sz w:val="18"/>
+          <w:szCs w:val="18"/>
+        </w:rPr>
+        <w:t xml:space="preserve">    RCC-&gt;APB2ENR |= RCC_APB2ENR_TIM1EN;       /* was __HAL_RCC_TIM1_CLK_ENABLE */</w:t>
+      </w:r>
+    </w:p>
+    <w:p>
+      <w:pPr>
+        <w:shd w:fill="F2F2F2" w:val="clear"/>
+        <w:spacing w:after="0" w:before="0" w:line="240" w:lineRule="auto"/>
+        <w:ind w:left="120" w:right="120"/>
+      </w:pPr>
+      <w:r>
+        <w:rPr>
+          <w:rFonts w:ascii="Consolas" w:cs="Consolas" w:eastAsia="Consolas" w:hAnsi="Consolas"/>
+          <w:sz w:val="18"/>
+          <w:szCs w:val="18"/>
+        </w:rPr>
+        <w:t xml:space="preserve">    TIM1-&gt;ARR = 400u - 1u;                    /* was Init.Period               */</w:t>
+      </w:r>
+    </w:p>
+    <w:p>
+      <w:pPr>
+        <w:shd w:fill="F2F2F2" w:val="clear"/>
+        <w:spacing w:after="0" w:before="0" w:line="240" w:lineRule="auto"/>
+        <w:ind w:left="120" w:right="120"/>
+      </w:pPr>
+      <w:r>
+        <w:rPr>
+          <w:rFonts w:ascii="Consolas" w:cs="Consolas" w:eastAsia="Consolas" w:hAnsi="Consolas"/>
+          <w:sz w:val="18"/>
+          <w:szCs w:val="18"/>
+        </w:rPr>
+        <w:t xml:space="preserve">    TIM1-&gt;PSC = 8000u - 1u;                   /* was Init.Prescaler            */</w:t>
+      </w:r>
+    </w:p>
+    <w:p>
+      <w:pPr>
+        <w:shd w:fill="F2F2F2" w:val="clear"/>
+        <w:spacing w:after="0" w:before="0" w:line="240" w:lineRule="auto"/>
+        <w:ind w:left="120" w:right="120"/>
+      </w:pPr>
+      <w:r>
+        <w:rPr>
+          <w:rFonts w:ascii="Consolas" w:cs="Consolas" w:eastAsia="Consolas" w:hAnsi="Consolas"/>
+          <w:sz w:val="18"/>
+          <w:szCs w:val="18"/>
+        </w:rPr>
+        <w:t xml:space="preserve">    TIM1-&gt;RCR = 0u;                           /* was Init.RepetitionCounter    */</w:t>
+      </w:r>
+    </w:p>
+    <w:p>
+      <w:pPr>
+        <w:shd w:fill="F2F2F2" w:val="clear"/>
+        <w:spacing w:after="0" w:before="0" w:line="240" w:lineRule="auto"/>
+        <w:ind w:left="120" w:right="120"/>
+      </w:pPr>
+      <w:r>
+        <w:rPr>
+          <w:rFonts w:ascii="Consolas" w:cs="Consolas" w:eastAsia="Consolas" w:hAnsi="Consolas"/>
+          <w:sz w:val="18"/>
+          <w:szCs w:val="18"/>
+        </w:rPr>
+        <w:t xml:space="preserve">    TIM1-&gt;EGR = TIM_EGR_UG;                   /* HAL tail: latch PSC NOW       */</w:t>
+      </w:r>
+    </w:p>
+    <w:p>
+      <w:pPr>
+        <w:shd w:fill="F2F2F2" w:val="clear"/>
+        <w:spacing w:after="0" w:before="0" w:line="240" w:lineRule="auto"/>
+        <w:ind w:left="120" w:right="120"/>
+      </w:pPr>
+      <w:r>
+        <w:rPr>
+          <w:rFonts w:ascii="Consolas" w:cs="Consolas" w:eastAsia="Consolas" w:hAnsi="Consolas"/>
+          <w:sz w:val="18"/>
+          <w:szCs w:val="18"/>
+        </w:rPr>
+        <w:t xml:space="preserve"> </w:t>
+      </w:r>
+    </w:p>
+    <w:p>
+      <w:pPr>
+        <w:shd w:fill="F2F2F2" w:val="clear"/>
+        <w:spacing w:after="0" w:before="0" w:line="240" w:lineRule="auto"/>
+        <w:ind w:left="120" w:right="120"/>
+      </w:pPr>
+      <w:r>
+        <w:rPr>
+          <w:rFonts w:ascii="Consolas" w:cs="Consolas" w:eastAsia="Consolas" w:hAnsi="Consolas"/>
+          <w:sz w:val="18"/>
+          <w:szCs w:val="18"/>
+        </w:rPr>
+        <w:t xml:space="preserve">    RCC-&gt;AHBENR |= RCC_AHBENR_DMA1EN;         /* was __HAL_RCC_DMA1_CLK_ENABLE */</w:t>
+      </w:r>
+    </w:p>
+    <w:p>
+      <w:pPr>
+        <w:shd w:fill="F2F2F2" w:val="clear"/>
+        <w:spacing w:after="0" w:before="0" w:line="240" w:lineRule="auto"/>
+        <w:ind w:left="120" w:right="120"/>
+      </w:pPr>
+      <w:r>
+        <w:rPr>
+          <w:rFonts w:ascii="Consolas" w:cs="Consolas" w:eastAsia="Consolas" w:hAnsi="Consolas"/>
+          <w:sz w:val="18"/>
+          <w:szCs w:val="18"/>
+        </w:rPr>
+        <w:t xml:space="preserve">    DMA1_Channel5-&gt;CCR &amp;= ~DMA_CCR_EN;        /* config only while disabled    */</w:t>
+      </w:r>
+    </w:p>
+    <w:p>
+      <w:pPr>
+        <w:shd w:fill="F2F2F2" w:val="clear"/>
+        <w:spacing w:after="0" w:before="0" w:line="240" w:lineRule="auto"/>
+        <w:ind w:left="120" w:right="120"/>
+      </w:pPr>
+      <w:r>
+        <w:rPr>
+          <w:rFonts w:ascii="Consolas" w:cs="Consolas" w:eastAsia="Consolas" w:hAnsi="Consolas"/>
+          <w:sz w:val="18"/>
+          <w:szCs w:val="18"/>
+        </w:rPr>
+        <w:t xml:space="preserve">    DMA1_Channel5-&gt;CCR = DMA_CCR_DIR | DMA_CCR_CIRC | DMA_CCR_MINC</w:t>
+      </w:r>
+    </w:p>
+    <w:p>
+      <w:pPr>
+        <w:shd w:fill="F2F2F2" w:val="clear"/>
+        <w:spacing w:after="0" w:before="0" w:line="240" w:lineRule="auto"/>
+        <w:ind w:left="120" w:right="120"/>
+      </w:pPr>
+      <w:r>
+        <w:rPr>
+          <w:rFonts w:ascii="Consolas" w:cs="Consolas" w:eastAsia="Consolas" w:hAnsi="Consolas"/>
+          <w:sz w:val="18"/>
+          <w:szCs w:val="18"/>
+        </w:rPr>
+        <w:t xml:space="preserve">                       | DMA_CCR_MSIZE_1 | DMA_CCR_PSIZE_1;  /* was HAL_DMA_Init */</w:t>
+      </w:r>
+    </w:p>
+    <w:p>
+      <w:pPr>
+        <w:shd w:fill="F2F2F2" w:val="clear"/>
+        <w:spacing w:after="0" w:before="0" w:line="240" w:lineRule="auto"/>
+        <w:ind w:left="120" w:right="120"/>
+      </w:pPr>
+      <w:r>
+        <w:rPr>
+          <w:rFonts w:ascii="Consolas" w:cs="Consolas" w:eastAsia="Consolas" w:hAnsi="Consolas"/>
+          <w:sz w:val="18"/>
+          <w:szCs w:val="18"/>
+        </w:rPr>
+        <w:t xml:space="preserve">    DMA1_Channel5-&gt;CNDTR = 2u;                /* was HAL_DMA_Start count arg   */</w:t>
+      </w:r>
+    </w:p>
+    <w:p>
+      <w:pPr>
+        <w:shd w:fill="F2F2F2" w:val="clear"/>
+        <w:spacing w:after="0" w:before="0" w:line="240" w:lineRule="auto"/>
+        <w:ind w:left="120" w:right="120"/>
+      </w:pPr>
+      <w:r>
+        <w:rPr>
+          <w:rFonts w:ascii="Consolas" w:cs="Consolas" w:eastAsia="Consolas" w:hAnsi="Consolas"/>
+          <w:sz w:val="18"/>
+          <w:szCs w:val="18"/>
+        </w:rPr>
+        <w:t xml:space="preserve">    DMA1_Channel5-&gt;CPAR  = (uint32_t)&amp;GPIOC-&gt;ODR;  /* dest  (DIR=1: CPAR=dst)  */</w:t>
+      </w:r>
+    </w:p>
+    <w:p>
+      <w:pPr>
+        <w:shd w:fill="F2F2F2" w:val="clear"/>
+        <w:spacing w:after="0" w:before="0" w:line="240" w:lineRule="auto"/>
+        <w:ind w:left="120" w:right="120"/>
+      </w:pPr>
+      <w:r>
+        <w:rPr>
+          <w:rFonts w:ascii="Consolas" w:cs="Consolas" w:eastAsia="Consolas" w:hAnsi="Consolas"/>
+          <w:sz w:val="18"/>
+          <w:szCs w:val="18"/>
+        </w:rPr>
+        <w:t xml:space="preserve">    DMA1_Channel5-&gt;CMAR  = (uint32_t)g_led_pattern;/* source                   */</w:t>
+      </w:r>
+    </w:p>
+    <w:p>
+      <w:pPr>
+        <w:shd w:fill="F2F2F2" w:val="clear"/>
+        <w:spacing w:after="0" w:before="0" w:line="240" w:lineRule="auto"/>
+        <w:ind w:left="120" w:right="120"/>
+      </w:pPr>
+      <w:r>
+        <w:rPr>
+          <w:rFonts w:ascii="Consolas" w:cs="Consolas" w:eastAsia="Consolas" w:hAnsi="Consolas"/>
+          <w:sz w:val="18"/>
+          <w:szCs w:val="18"/>
+        </w:rPr>
+        <w:t xml:space="preserve">    DMA1_Channel5-&gt;CCR  |= DMA_CCR_EN;        /* armed -&gt; CCR = 0x00000AB1     */</w:t>
+      </w:r>
+    </w:p>
+    <w:p>
+      <w:pPr>
+        <w:shd w:fill="F2F2F2" w:val="clear"/>
+        <w:spacing w:after="0" w:before="0" w:line="240" w:lineRule="auto"/>
+        <w:ind w:left="120" w:right="120"/>
+      </w:pPr>
+      <w:r>
+        <w:rPr>
+          <w:rFonts w:ascii="Consolas" w:cs="Consolas" w:eastAsia="Consolas" w:hAnsi="Consolas"/>
+          <w:sz w:val="18"/>
+          <w:szCs w:val="18"/>
+        </w:rPr>
+        <w:t xml:space="preserve"> </w:t>
+      </w:r>
+    </w:p>
+    <w:p>
+      <w:pPr>
+        <w:shd w:fill="F2F2F2" w:val="clear"/>
+        <w:spacing w:after="0" w:before="0" w:line="240" w:lineRule="auto"/>
+        <w:ind w:left="120" w:right="120"/>
+      </w:pPr>
+      <w:r>
+        <w:rPr>
+          <w:rFonts w:ascii="Consolas" w:cs="Consolas" w:eastAsia="Consolas" w:hAnsi="Consolas"/>
+          <w:sz w:val="18"/>
+          <w:szCs w:val="18"/>
+        </w:rPr>
+        <w:t xml:space="preserve">    TIM1-&gt;DIER |= TIM_DIER_UDE;               /* was __HAL_TIM_ENABLE_DMA      */</w:t>
+      </w:r>
+    </w:p>
+    <w:p>
+      <w:pPr>
+        <w:shd w:fill="F2F2F2" w:val="clear"/>
+        <w:spacing w:after="0" w:before="0" w:line="240" w:lineRule="auto"/>
+        <w:ind w:left="120" w:right="120"/>
+      </w:pPr>
+      <w:r>
+        <w:rPr>
+          <w:rFonts w:ascii="Consolas" w:cs="Consolas" w:eastAsia="Consolas" w:hAnsi="Consolas"/>
+          <w:sz w:val="18"/>
+          <w:szCs w:val="18"/>
+        </w:rPr>
+        <w:t xml:space="preserve">    TIM1-&gt;CR1  |= TIM_CR1_CEN;                /* was HAL_TIM_Base_Start - GO   */</w:t>
+      </w:r>
+    </w:p>
+    <w:p>
+      <w:pPr>
+        <w:shd w:fill="F2F2F2" w:val="clear"/>
+        <w:spacing w:after="120" w:before="0" w:line="240" w:lineRule="auto"/>
+        <w:ind w:left="120" w:right="120"/>
+      </w:pPr>
+      <w:r>
+        <w:rPr>
+          <w:rFonts w:ascii="Consolas" w:cs="Consolas" w:eastAsia="Consolas" w:hAnsi="Consolas"/>
+          <w:sz w:val="18"/>
+          <w:szCs w:val="18"/>
+        </w:rPr>
+        <w:t xml:space="preserve">}</w:t>
+      </w:r>
+    </w:p>
+    <w:p>
+      <w:pPr>
+        <w:pStyle w:val="Heading2"/>
+      </w:pPr>
+      <w:r>
+        <w:t xml:space="preserve">4.5 Stage 0_3 — raw DSL: owning the names, and simpler debugging</w:t>
+      </w:r>
+    </w:p>
+    <w:p>
+      <w:pPr>
+        <w:spacing w:after="120" w:line="276" w:lineRule="auto"/>
+        <w:jc w:val="both"/>
+      </w:pPr>
+      <w:r>
+        <w:t xml:space="preserve">The final stage removes the vendor's *vocabulary* too. Problem B pulls </w:t>
+      </w:r>
+      <w:r>
+        <w:rPr>
+          <w:b/>
+          <w:bCs/>
+        </w:rPr>
+        <w:t xml:space="preserve">four</w:t>
+      </w:r>
+      <w:r>
+        <w:t xml:space="preserve"> hand-written maps: the new </w:t>
+      </w:r>
+      <w:r>
+        <w:rPr>
+          <w:rFonts w:ascii="Consolas" w:cs="Consolas" w:eastAsia="Consolas" w:hAnsi="Consolas"/>
+          <w:sz w:val="20"/>
+          <w:szCs w:val="20"/>
+        </w:rPr>
+        <w:t xml:space="preserve">dma.h</w:t>
+      </w:r>
+      <w:r>
+        <w:t xml:space="preserve"> (written for Problem A's 0_3, reused here — its channel array makes </w:t>
+      </w:r>
+      <w:r>
+        <w:rPr>
+          <w:rFonts w:ascii="Consolas" w:cs="Consolas" w:eastAsia="Consolas" w:hAnsi="Consolas"/>
+          <w:sz w:val="20"/>
+          <w:szCs w:val="20"/>
+        </w:rPr>
+        <w:t xml:space="preserve">CH[4]</w:t>
+      </w:r>
+      <w:r>
+        <w:t xml:space="preserve"> = the manual's channel 5) plus the library's existing</w:t>
+      </w:r>
+    </w:p>
+    <w:p>
+      <w:pPr>
+        <w:spacing w:after="120" w:line="276" w:lineRule="auto"/>
+        <w:jc w:val="both"/>
+      </w:pPr>
+      <w:r>
+        <w:rPr>
+          <w:rFonts w:ascii="Consolas" w:cs="Consolas" w:eastAsia="Consolas" w:hAnsi="Consolas"/>
+          <w:sz w:val="20"/>
+          <w:szCs w:val="20"/>
+        </w:rPr>
+        <w:t xml:space="preserve">advanced_timer.h</w:t>
+      </w:r>
+      <w:r>
         <w:t xml:space="preserve">, </w:t>
       </w:r>
       <w:r>
@@ -2602,10 +3270,32 @@
           <w:sz w:val="20"/>
           <w:szCs w:val="20"/>
         </w:rPr>
-        <w:t xml:space="preserve">*g_dbg_tim1</w:t>
-      </w:r>
-      <w:r>
-        <w:t xml:space="preserve">) without being dead-stripped:</w:t>
+        <w:t xml:space="preserve">gpio.h</w:t>
+      </w:r>
+      <w:r>
+        <w:t xml:space="preserve">, </w:t>
+      </w:r>
+      <w:r>
+        <w:rPr>
+          <w:rFonts w:ascii="Consolas" w:cs="Consolas" w:eastAsia="Consolas" w:hAnsi="Consolas"/>
+          <w:sz w:val="20"/>
+          <w:szCs w:val="20"/>
+        </w:rPr>
+        <w:t xml:space="preserve">rcc.h</w:t>
+      </w:r>
+      <w:r>
+        <w:t xml:space="preserve">. All are placed instances in </w:t>
+      </w:r>
+      <w:r>
+        <w:rPr>
+          <w:rFonts w:ascii="Consolas" w:cs="Consolas" w:eastAsia="Consolas" w:hAnsi="Consolas"/>
+          <w:sz w:val="20"/>
+          <w:szCs w:val="20"/>
+        </w:rPr>
+        <w:t xml:space="preserve">stm32f103c8t6.h</w:t>
+      </w:r>
+      <w:r>
+        <w:t xml:space="preserve">:</w:t>
       </w:r>
     </w:p>
     <w:p>
@@ -2620,7 +3310,457 @@
           <w:sz w:val="18"/>
           <w:szCs w:val="18"/>
         </w:rPr>
-        <w:t xml:space="preserve">__root DMA_Channel_TypeDef * const g_dbg_dma5 = DMA1_Channel5;</w:t>
+        <w:t xml:space="preserve">#include &lt;stm32f103c8t6.h&gt;   /* hand-written map: RM0008 only, zero vendor */</w:t>
+      </w:r>
+    </w:p>
+    <w:p>
+      <w:pPr>
+        <w:shd w:fill="F2F2F2" w:val="clear"/>
+        <w:spacing w:after="0" w:before="0" w:line="240" w:lineRule="auto"/>
+        <w:ind w:left="120" w:right="120"/>
+      </w:pPr>
+      <w:r>
+        <w:rPr>
+          <w:rFonts w:ascii="Consolas" w:cs="Consolas" w:eastAsia="Consolas" w:hAnsi="Consolas"/>
+          <w:sz w:val="18"/>
+          <w:szCs w:val="18"/>
+        </w:rPr>
+        <w:t xml:space="preserve"> </w:t>
+      </w:r>
+    </w:p>
+    <w:p>
+      <w:pPr>
+        <w:shd w:fill="F2F2F2" w:val="clear"/>
+        <w:spacing w:after="0" w:before="0" w:line="240" w:lineRule="auto"/>
+        <w:ind w:left="120" w:right="120"/>
+      </w:pPr>
+      <w:r>
+        <w:rPr>
+          <w:rFonts w:ascii="Consolas" w:cs="Consolas" w:eastAsia="Consolas" w:hAnsi="Consolas"/>
+          <w:sz w:val="18"/>
+          <w:szCs w:val="18"/>
+        </w:rPr>
+        <w:t xml:space="preserve">static void Stage03_Led_Gpio_Init(void)</w:t>
+      </w:r>
+    </w:p>
+    <w:p>
+      <w:pPr>
+        <w:shd w:fill="F2F2F2" w:val="clear"/>
+        <w:spacing w:after="0" w:before="0" w:line="240" w:lineRule="auto"/>
+        <w:ind w:left="120" w:right="120"/>
+      </w:pPr>
+      <w:r>
+        <w:rPr>
+          <w:rFonts w:ascii="Consolas" w:cs="Consolas" w:eastAsia="Consolas" w:hAnsi="Consolas"/>
+          <w:sz w:val="18"/>
+          <w:szCs w:val="18"/>
+        </w:rPr>
+        <w:t xml:space="preserve">{</w:t>
+      </w:r>
+    </w:p>
+    <w:p>
+      <w:pPr>
+        <w:shd w:fill="F2F2F2" w:val="clear"/>
+        <w:spacing w:after="0" w:before="0" w:line="240" w:lineRule="auto"/>
+        <w:ind w:left="120" w:right="120"/>
+      </w:pPr>
+      <w:r>
+        <w:rPr>
+          <w:rFonts w:ascii="Consolas" w:cs="Consolas" w:eastAsia="Consolas" w:hAnsi="Consolas"/>
+          <w:sz w:val="18"/>
+          <w:szCs w:val="18"/>
+        </w:rPr>
+        <w:t xml:space="preserve">    RCC.APB2_ENR.BITS.IOPC = 1;         /* clock first, always               */</w:t>
+      </w:r>
+    </w:p>
+    <w:p>
+      <w:pPr>
+        <w:shd w:fill="F2F2F2" w:val="clear"/>
+        <w:spacing w:after="0" w:before="0" w:line="240" w:lineRule="auto"/>
+        <w:ind w:left="120" w:right="120"/>
+      </w:pPr>
+      <w:r>
+        <w:rPr>
+          <w:rFonts w:ascii="Consolas" w:cs="Consolas" w:eastAsia="Consolas" w:hAnsi="Consolas"/>
+          <w:sz w:val="18"/>
+          <w:szCs w:val="18"/>
+        </w:rPr>
+        <w:t xml:space="preserve">    GPIOC.CRH.BITS.MODE_13 = 2;         /* 2 = output, 2 MHz max             */</w:t>
+      </w:r>
+    </w:p>
+    <w:p>
+      <w:pPr>
+        <w:shd w:fill="F2F2F2" w:val="clear"/>
+        <w:spacing w:after="0" w:before="0" w:line="240" w:lineRule="auto"/>
+        <w:ind w:left="120" w:right="120"/>
+      </w:pPr>
+      <w:r>
+        <w:rPr>
+          <w:rFonts w:ascii="Consolas" w:cs="Consolas" w:eastAsia="Consolas" w:hAnsi="Consolas"/>
+          <w:sz w:val="18"/>
+          <w:szCs w:val="18"/>
+        </w:rPr>
+        <w:t xml:space="preserve">    GPIOC.CRH.BITS.CNF_13  = 0;         /* 0 = general-purpose push-pull     */</w:t>
+      </w:r>
+    </w:p>
+    <w:p>
+      <w:pPr>
+        <w:shd w:fill="F2F2F2" w:val="clear"/>
+        <w:spacing w:after="0" w:before="0" w:line="240" w:lineRule="auto"/>
+        <w:ind w:left="120" w:right="120"/>
+      </w:pPr>
+      <w:r>
+        <w:rPr>
+          <w:rFonts w:ascii="Consolas" w:cs="Consolas" w:eastAsia="Consolas" w:hAnsi="Consolas"/>
+          <w:sz w:val="18"/>
+          <w:szCs w:val="18"/>
+        </w:rPr>
+        <w:t xml:space="preserve">}</w:t>
+      </w:r>
+    </w:p>
+    <w:p>
+      <w:pPr>
+        <w:shd w:fill="F2F2F2" w:val="clear"/>
+        <w:spacing w:after="0" w:before="0" w:line="240" w:lineRule="auto"/>
+        <w:ind w:left="120" w:right="120"/>
+      </w:pPr>
+      <w:r>
+        <w:rPr>
+          <w:rFonts w:ascii="Consolas" w:cs="Consolas" w:eastAsia="Consolas" w:hAnsi="Consolas"/>
+          <w:sz w:val="18"/>
+          <w:szCs w:val="18"/>
+        </w:rPr>
+        <w:t xml:space="preserve"> </w:t>
+      </w:r>
+    </w:p>
+    <w:p>
+      <w:pPr>
+        <w:shd w:fill="F2F2F2" w:val="clear"/>
+        <w:spacing w:after="0" w:before="0" w:line="240" w:lineRule="auto"/>
+        <w:ind w:left="120" w:right="120"/>
+      </w:pPr>
+      <w:r>
+        <w:rPr>
+          <w:rFonts w:ascii="Consolas" w:cs="Consolas" w:eastAsia="Consolas" w:hAnsi="Consolas"/>
+          <w:sz w:val="18"/>
+          <w:szCs w:val="18"/>
+        </w:rPr>
+        <w:t xml:space="preserve">static void Stage03_LedByTimDma(void)</w:t>
+      </w:r>
+    </w:p>
+    <w:p>
+      <w:pPr>
+        <w:shd w:fill="F2F2F2" w:val="clear"/>
+        <w:spacing w:after="0" w:before="0" w:line="240" w:lineRule="auto"/>
+        <w:ind w:left="120" w:right="120"/>
+      </w:pPr>
+      <w:r>
+        <w:rPr>
+          <w:rFonts w:ascii="Consolas" w:cs="Consolas" w:eastAsia="Consolas" w:hAnsi="Consolas"/>
+          <w:sz w:val="18"/>
+          <w:szCs w:val="18"/>
+        </w:rPr>
+        <w:t xml:space="preserve">{</w:t>
+      </w:r>
+    </w:p>
+    <w:p>
+      <w:pPr>
+        <w:shd w:fill="F2F2F2" w:val="clear"/>
+        <w:spacing w:after="0" w:before="0" w:line="240" w:lineRule="auto"/>
+        <w:ind w:left="120" w:right="120"/>
+      </w:pPr>
+      <w:r>
+        <w:rPr>
+          <w:rFonts w:ascii="Consolas" w:cs="Consolas" w:eastAsia="Consolas" w:hAnsi="Consolas"/>
+          <w:sz w:val="18"/>
+          <w:szCs w:val="18"/>
+        </w:rPr>
+        <w:t xml:space="preserve">    RCC.APB2_ENR.BITS.TIM1 = 1;</w:t>
+      </w:r>
+    </w:p>
+    <w:p>
+      <w:pPr>
+        <w:shd w:fill="F2F2F2" w:val="clear"/>
+        <w:spacing w:after="0" w:before="0" w:line="240" w:lineRule="auto"/>
+        <w:ind w:left="120" w:right="120"/>
+      </w:pPr>
+      <w:r>
+        <w:rPr>
+          <w:rFonts w:ascii="Consolas" w:cs="Consolas" w:eastAsia="Consolas" w:hAnsi="Consolas"/>
+          <w:sz w:val="18"/>
+          <w:szCs w:val="18"/>
+        </w:rPr>
+        <w:t xml:space="preserve">    TIM1.ARR = 400u - 1u;               /* update event each 400 ms          */</w:t>
+      </w:r>
+    </w:p>
+    <w:p>
+      <w:pPr>
+        <w:shd w:fill="F2F2F2" w:val="clear"/>
+        <w:spacing w:after="0" w:before="0" w:line="240" w:lineRule="auto"/>
+        <w:ind w:left="120" w:right="120"/>
+      </w:pPr>
+      <w:r>
+        <w:rPr>
+          <w:rFonts w:ascii="Consolas" w:cs="Consolas" w:eastAsia="Consolas" w:hAnsi="Consolas"/>
+          <w:sz w:val="18"/>
+          <w:szCs w:val="18"/>
+        </w:rPr>
+        <w:t xml:space="preserve">    TIM1.PSC = 8000u - 1u;              /* 1 tick = 1 ms                     */</w:t>
+      </w:r>
+    </w:p>
+    <w:p>
+      <w:pPr>
+        <w:shd w:fill="F2F2F2" w:val="clear"/>
+        <w:spacing w:after="0" w:before="0" w:line="240" w:lineRule="auto"/>
+        <w:ind w:left="120" w:right="120"/>
+      </w:pPr>
+      <w:r>
+        <w:rPr>
+          <w:rFonts w:ascii="Consolas" w:cs="Consolas" w:eastAsia="Consolas" w:hAnsi="Consolas"/>
+          <w:sz w:val="18"/>
+          <w:szCs w:val="18"/>
+        </w:rPr>
+        <w:t xml:space="preserve">    TIM1.RCR = 0u;</w:t>
+      </w:r>
+    </w:p>
+    <w:p>
+      <w:pPr>
+        <w:shd w:fill="F2F2F2" w:val="clear"/>
+        <w:spacing w:after="0" w:before="0" w:line="240" w:lineRule="auto"/>
+        <w:ind w:left="120" w:right="120"/>
+      </w:pPr>
+      <w:r>
+        <w:rPr>
+          <w:rFonts w:ascii="Consolas" w:cs="Consolas" w:eastAsia="Consolas" w:hAnsi="Consolas"/>
+          <w:sz w:val="18"/>
+          <w:szCs w:val="18"/>
+        </w:rPr>
+        <w:t xml:space="preserve">    TIM1.EGR.BITS.UG = 1;               /* latch PSC now (0_2 lesson)        */</w:t>
+      </w:r>
+    </w:p>
+    <w:p>
+      <w:pPr>
+        <w:shd w:fill="F2F2F2" w:val="clear"/>
+        <w:spacing w:after="0" w:before="0" w:line="240" w:lineRule="auto"/>
+        <w:ind w:left="120" w:right="120"/>
+      </w:pPr>
+      <w:r>
+        <w:rPr>
+          <w:rFonts w:ascii="Consolas" w:cs="Consolas" w:eastAsia="Consolas" w:hAnsi="Consolas"/>
+          <w:sz w:val="18"/>
+          <w:szCs w:val="18"/>
+        </w:rPr>
+        <w:t xml:space="preserve"> </w:t>
+      </w:r>
+    </w:p>
+    <w:p>
+      <w:pPr>
+        <w:shd w:fill="F2F2F2" w:val="clear"/>
+        <w:spacing w:after="0" w:before="0" w:line="240" w:lineRule="auto"/>
+        <w:ind w:left="120" w:right="120"/>
+      </w:pPr>
+      <w:r>
+        <w:rPr>
+          <w:rFonts w:ascii="Consolas" w:cs="Consolas" w:eastAsia="Consolas" w:hAnsi="Consolas"/>
+          <w:sz w:val="18"/>
+          <w:szCs w:val="18"/>
+        </w:rPr>
+        <w:t xml:space="preserve">    RCC.AHB_ENR.BITS.DMA1 = 1;</w:t>
+      </w:r>
+    </w:p>
+    <w:p>
+      <w:pPr>
+        <w:shd w:fill="F2F2F2" w:val="clear"/>
+        <w:spacing w:after="0" w:before="0" w:line="240" w:lineRule="auto"/>
+        <w:ind w:left="120" w:right="120"/>
+      </w:pPr>
+      <w:r>
+        <w:rPr>
+          <w:rFonts w:ascii="Consolas" w:cs="Consolas" w:eastAsia="Consolas" w:hAnsi="Consolas"/>
+          <w:sz w:val="18"/>
+          <w:szCs w:val="18"/>
+        </w:rPr>
+        <w:t xml:space="preserve">    DMA1.CH[4].CCR.REG = 0;             /* CH[4] = RM0008 channel 5          */</w:t>
+      </w:r>
+    </w:p>
+    <w:p>
+      <w:pPr>
+        <w:shd w:fill="F2F2F2" w:val="clear"/>
+        <w:spacing w:after="0" w:before="0" w:line="240" w:lineRule="auto"/>
+        <w:ind w:left="120" w:right="120"/>
+      </w:pPr>
+      <w:r>
+        <w:rPr>
+          <w:rFonts w:ascii="Consolas" w:cs="Consolas" w:eastAsia="Consolas" w:hAnsi="Consolas"/>
+          <w:sz w:val="18"/>
+          <w:szCs w:val="18"/>
+        </w:rPr>
+        <w:t xml:space="preserve">    DMA1.CH[4].CCR.BITS.DIR   = 1;      /* read memory, write peripheral     */</w:t>
+      </w:r>
+    </w:p>
+    <w:p>
+      <w:pPr>
+        <w:shd w:fill="F2F2F2" w:val="clear"/>
+        <w:spacing w:after="0" w:before="0" w:line="240" w:lineRule="auto"/>
+        <w:ind w:left="120" w:right="120"/>
+      </w:pPr>
+      <w:r>
+        <w:rPr>
+          <w:rFonts w:ascii="Consolas" w:cs="Consolas" w:eastAsia="Consolas" w:hAnsi="Consolas"/>
+          <w:sz w:val="18"/>
+          <w:szCs w:val="18"/>
+        </w:rPr>
+        <w:t xml:space="preserve">    DMA1.CH[4].CCR.BITS.CIRC  = 1;      /* CNDTR auto-reloads forever        */</w:t>
+      </w:r>
+    </w:p>
+    <w:p>
+      <w:pPr>
+        <w:shd w:fill="F2F2F2" w:val="clear"/>
+        <w:spacing w:after="0" w:before="0" w:line="240" w:lineRule="auto"/>
+        <w:ind w:left="120" w:right="120"/>
+      </w:pPr>
+      <w:r>
+        <w:rPr>
+          <w:rFonts w:ascii="Consolas" w:cs="Consolas" w:eastAsia="Consolas" w:hAnsi="Consolas"/>
+          <w:sz w:val="18"/>
+          <w:szCs w:val="18"/>
+        </w:rPr>
+        <w:t xml:space="preserve">    DMA1.CH[4].CCR.BITS.MINC  = 1;</w:t>
+      </w:r>
+    </w:p>
+    <w:p>
+      <w:pPr>
+        <w:shd w:fill="F2F2F2" w:val="clear"/>
+        <w:spacing w:after="0" w:before="0" w:line="240" w:lineRule="auto"/>
+        <w:ind w:left="120" w:right="120"/>
+      </w:pPr>
+      <w:r>
+        <w:rPr>
+          <w:rFonts w:ascii="Consolas" w:cs="Consolas" w:eastAsia="Consolas" w:hAnsi="Consolas"/>
+          <w:sz w:val="18"/>
+          <w:szCs w:val="18"/>
+        </w:rPr>
+        <w:t xml:space="preserve">    DMA1.CH[4].CCR.BITS.MSIZE = 2;      /* 32-bit cells (PINC stays 0)       */</w:t>
+      </w:r>
+    </w:p>
+    <w:p>
+      <w:pPr>
+        <w:shd w:fill="F2F2F2" w:val="clear"/>
+        <w:spacing w:after="0" w:before="0" w:line="240" w:lineRule="auto"/>
+        <w:ind w:left="120" w:right="120"/>
+      </w:pPr>
+      <w:r>
+        <w:rPr>
+          <w:rFonts w:ascii="Consolas" w:cs="Consolas" w:eastAsia="Consolas" w:hAnsi="Consolas"/>
+          <w:sz w:val="18"/>
+          <w:szCs w:val="18"/>
+        </w:rPr>
+        <w:t xml:space="preserve">    DMA1.CH[4].CCR.BITS.PSIZE = 2;</w:t>
+      </w:r>
+    </w:p>
+    <w:p>
+      <w:pPr>
+        <w:shd w:fill="F2F2F2" w:val="clear"/>
+        <w:spacing w:after="0" w:before="0" w:line="240" w:lineRule="auto"/>
+        <w:ind w:left="120" w:right="120"/>
+      </w:pPr>
+      <w:r>
+        <w:rPr>
+          <w:rFonts w:ascii="Consolas" w:cs="Consolas" w:eastAsia="Consolas" w:hAnsi="Consolas"/>
+          <w:sz w:val="18"/>
+          <w:szCs w:val="18"/>
+        </w:rPr>
+        <w:t xml:space="preserve">    DMA1.CH[4].CNDTR.BITS.NDT = 2u;</w:t>
+      </w:r>
+    </w:p>
+    <w:p>
+      <w:pPr>
+        <w:shd w:fill="F2F2F2" w:val="clear"/>
+        <w:spacing w:after="0" w:before="0" w:line="240" w:lineRule="auto"/>
+        <w:ind w:left="120" w:right="120"/>
+      </w:pPr>
+      <w:r>
+        <w:rPr>
+          <w:rFonts w:ascii="Consolas" w:cs="Consolas" w:eastAsia="Consolas" w:hAnsi="Consolas"/>
+          <w:sz w:val="18"/>
+          <w:szCs w:val="18"/>
+        </w:rPr>
+        <w:t xml:space="preserve">    DMA1.CH[4].CPAR = (uint32_t)&amp;GPIOC.ODR;</w:t>
+      </w:r>
+    </w:p>
+    <w:p>
+      <w:pPr>
+        <w:shd w:fill="F2F2F2" w:val="clear"/>
+        <w:spacing w:after="0" w:before="0" w:line="240" w:lineRule="auto"/>
+        <w:ind w:left="120" w:right="120"/>
+      </w:pPr>
+      <w:r>
+        <w:rPr>
+          <w:rFonts w:ascii="Consolas" w:cs="Consolas" w:eastAsia="Consolas" w:hAnsi="Consolas"/>
+          <w:sz w:val="18"/>
+          <w:szCs w:val="18"/>
+        </w:rPr>
+        <w:t xml:space="preserve">    DMA1.CH[4].CMAR = (uint32_t)g_led_pattern;</w:t>
+      </w:r>
+    </w:p>
+    <w:p>
+      <w:pPr>
+        <w:shd w:fill="F2F2F2" w:val="clear"/>
+        <w:spacing w:after="0" w:before="0" w:line="240" w:lineRule="auto"/>
+        <w:ind w:left="120" w:right="120"/>
+      </w:pPr>
+      <w:r>
+        <w:rPr>
+          <w:rFonts w:ascii="Consolas" w:cs="Consolas" w:eastAsia="Consolas" w:hAnsi="Consolas"/>
+          <w:sz w:val="18"/>
+          <w:szCs w:val="18"/>
+        </w:rPr>
+        <w:t xml:space="preserve">    DMA1.CH[4].CCR.BITS.EN = 1;         /* armed -&gt; CCR = 0x00000AB1         */</w:t>
+      </w:r>
+    </w:p>
+    <w:p>
+      <w:pPr>
+        <w:shd w:fill="F2F2F2" w:val="clear"/>
+        <w:spacing w:after="0" w:before="0" w:line="240" w:lineRule="auto"/>
+        <w:ind w:left="120" w:right="120"/>
+      </w:pPr>
+      <w:r>
+        <w:rPr>
+          <w:rFonts w:ascii="Consolas" w:cs="Consolas" w:eastAsia="Consolas" w:hAnsi="Consolas"/>
+          <w:sz w:val="18"/>
+          <w:szCs w:val="18"/>
+        </w:rPr>
+        <w:t xml:space="preserve"> </w:t>
+      </w:r>
+    </w:p>
+    <w:p>
+      <w:pPr>
+        <w:shd w:fill="F2F2F2" w:val="clear"/>
+        <w:spacing w:after="0" w:before="0" w:line="240" w:lineRule="auto"/>
+        <w:ind w:left="120" w:right="120"/>
+      </w:pPr>
+      <w:r>
+        <w:rPr>
+          <w:rFonts w:ascii="Consolas" w:cs="Consolas" w:eastAsia="Consolas" w:hAnsi="Consolas"/>
+          <w:sz w:val="18"/>
+          <w:szCs w:val="18"/>
+        </w:rPr>
+        <w:t xml:space="preserve">    TIM1.DIER.BITS.UDE = 1;             /* DMA request on update - NOT IRQ   */</w:t>
+      </w:r>
+    </w:p>
+    <w:p>
+      <w:pPr>
+        <w:shd w:fill="F2F2F2" w:val="clear"/>
+        <w:spacing w:after="0" w:before="0" w:line="240" w:lineRule="auto"/>
+        <w:ind w:left="120" w:right="120"/>
+      </w:pPr>
+      <w:r>
+        <w:rPr>
+          <w:rFonts w:ascii="Consolas" w:cs="Consolas" w:eastAsia="Consolas" w:hAnsi="Consolas"/>
+          <w:sz w:val="18"/>
+          <w:szCs w:val="18"/>
+        </w:rPr>
+        <w:t xml:space="preserve">    TIM1.CR1.BITS.CEN  = 1;             /* GO                                */</w:t>
       </w:r>
     </w:p>
     <w:p>
@@ -2635,7 +3775,170 @@
           <w:sz w:val="18"/>
           <w:szCs w:val="18"/>
         </w:rPr>
-        <w:t xml:space="preserve">__root TIM_TypeDef         * const g_dbg_tim1 = TIM1;</w:t>
+        <w:t xml:space="preserve">}</w:t>
+      </w:r>
+    </w:p>
+    <w:p>
+      <w:pPr>
+        <w:spacing w:after="120" w:line="276" w:lineRule="auto"/>
+        <w:jc w:val="both"/>
+      </w:pPr>
+      <w:r>
+        <w:rPr>
+          <w:b/>
+          <w:bCs/>
+        </w:rPr>
+        <w:t xml:space="preserve">Checking registers in Live Watch gets *simpler* at this stage — the two `__root` debug pointers of 4.3 are deleted.</w:t>
+      </w:r>
+      <w:r>
+        <w:t xml:space="preserve"> The vendor's </w:t>
+      </w:r>
+      <w:r>
+        <w:rPr>
+          <w:rFonts w:ascii="Consolas" w:cs="Consolas" w:eastAsia="Consolas" w:hAnsi="Consolas"/>
+          <w:sz w:val="20"/>
+          <w:szCs w:val="20"/>
+        </w:rPr>
+        <w:t xml:space="preserve">TIM1</w:t>
+      </w:r>
+      <w:r>
+        <w:t xml:space="preserve"> was a cast macro (</w:t>
+      </w:r>
+      <w:r>
+        <w:rPr>
+          <w:rFonts w:ascii="Consolas" w:cs="Consolas" w:eastAsia="Consolas" w:hAnsi="Consolas"/>
+          <w:sz w:val="20"/>
+          <w:szCs w:val="20"/>
+        </w:rPr>
+        <w:t xml:space="preserve">#define TIM1 ((TIM_TypeDef *)0x40012C00)</w:t>
+      </w:r>
+      <w:r>
+        <w:t xml:space="preserve">) — no symbol exists, so C-SPY needed the</w:t>
+      </w:r>
+    </w:p>
+    <w:p>
+      <w:pPr>
+        <w:spacing w:after="120" w:line="276" w:lineRule="auto"/>
+        <w:jc w:val="both"/>
+      </w:pPr>
+      <w:r>
+        <w:rPr>
+          <w:rFonts w:ascii="Consolas" w:cs="Consolas" w:eastAsia="Consolas" w:hAnsi="Consolas"/>
+          <w:sz w:val="20"/>
+          <w:szCs w:val="20"/>
+        </w:rPr>
+        <w:t xml:space="preserve">g_dbg_*</w:t>
+      </w:r>
+      <w:r>
+        <w:t xml:space="preserve"> pointer detour. The hand map instead *places real variables* (</w:t>
+      </w:r>
+      <w:r>
+        <w:rPr>
+          <w:rFonts w:ascii="Consolas" w:cs="Consolas" w:eastAsia="Consolas" w:hAnsi="Consolas"/>
+          <w:sz w:val="20"/>
+          <w:szCs w:val="20"/>
+        </w:rPr>
+        <w:t xml:space="preserve">__root __no_init volatile ADVANCED_TIMER_TypeDef TIM1 @ 0x40012C00;</w:t>
+      </w:r>
+      <w:r>
+        <w:t xml:space="preserve"> in</w:t>
+      </w:r>
+    </w:p>
+    <w:p>
+      <w:pPr>
+        <w:spacing w:after="120" w:line="276" w:lineRule="auto"/>
+        <w:jc w:val="both"/>
+      </w:pPr>
+      <w:r>
+        <w:rPr>
+          <w:rFonts w:ascii="Consolas" w:cs="Consolas" w:eastAsia="Consolas" w:hAnsi="Consolas"/>
+          <w:sz w:val="20"/>
+          <w:szCs w:val="20"/>
+        </w:rPr>
+        <w:t xml:space="preserve">stm32f103c8t6.h</w:t>
+      </w:r>
+      <w:r>
+        <w:t xml:space="preserve">), so the debugger knows them by name. The whole check procedure is: type </w:t>
+      </w:r>
+      <w:r>
+        <w:rPr>
+          <w:b/>
+          <w:bCs/>
+        </w:rPr>
+        <w:t xml:space="preserve">`DMA1`</w:t>
+      </w:r>
+      <w:r>
+        <w:t xml:space="preserve">, </w:t>
+      </w:r>
+      <w:r>
+        <w:rPr>
+          <w:b/>
+          <w:bCs/>
+        </w:rPr>
+        <w:t xml:space="preserve">`TIM1`</w:t>
+      </w:r>
+      <w:r>
+        <w:t xml:space="preserve">, </w:t>
+      </w:r>
+      <w:r>
+        <w:rPr>
+          <w:b/>
+          <w:bCs/>
+        </w:rPr>
+        <w:t xml:space="preserve">`GPIOC`</w:t>
+      </w:r>
+      <w:r>
+        <w:t xml:space="preserve"> directly into Live Watch, expand, and read fields by name — </w:t>
+      </w:r>
+      <w:r>
+        <w:rPr>
+          <w:rFonts w:ascii="Consolas" w:cs="Consolas" w:eastAsia="Consolas" w:hAnsi="Consolas"/>
+          <w:sz w:val="20"/>
+          <w:szCs w:val="20"/>
+        </w:rPr>
+        <w:t xml:space="preserve">DMA1.CH[4].CNDTR.BITS.NDT</w:t>
+      </w:r>
+      <w:r>
+        <w:t xml:space="preserve"> bouncing 2 ↔ 1, </w:t>
+      </w:r>
+      <w:r>
+        <w:rPr>
+          <w:rFonts w:ascii="Consolas" w:cs="Consolas" w:eastAsia="Consolas" w:hAnsi="Consolas"/>
+          <w:sz w:val="20"/>
+          <w:szCs w:val="20"/>
+        </w:rPr>
+        <w:t xml:space="preserve">TIM1.DIER.BITS.UDE = 1</w:t>
+      </w:r>
+      <w:r>
+        <w:t xml:space="preserve">,</w:t>
+      </w:r>
+    </w:p>
+    <w:p>
+      <w:pPr>
+        <w:spacing w:after="120" w:line="276" w:lineRule="auto"/>
+        <w:jc w:val="both"/>
+      </w:pPr>
+      <w:r>
+        <w:rPr>
+          <w:rFonts w:ascii="Consolas" w:cs="Consolas" w:eastAsia="Consolas" w:hAnsi="Consolas"/>
+          <w:sz w:val="20"/>
+          <w:szCs w:val="20"/>
+        </w:rPr>
+        <w:t xml:space="preserve">GPIOC.ODR.REG</w:t>
+      </w:r>
+      <w:r>
+        <w:t xml:space="preserve"> flipping </w:t>
+      </w:r>
+      <w:r>
+        <w:rPr>
+          <w:rFonts w:ascii="Consolas" w:cs="Consolas" w:eastAsia="Consolas" w:hAnsi="Consolas"/>
+          <w:sz w:val="20"/>
+          <w:szCs w:val="20"/>
+        </w:rPr>
+        <w:t xml:space="preserve">0x2000 ↔ 0x0000</w:t>
+      </w:r>
+      <w:r>
+        <w:t xml:space="preserve"> — no pointer dereference, no per-register watch entries.</w:t>
       </w:r>
     </w:p>
     <w:p>
@@ -2643,7 +3946,7 @@
         <w:pStyle w:val="Heading2"/>
       </w:pPr>
       <w:r>
-        <w:t xml:space="preserve">4.4 Verification method</w:t>
+        <w:t xml:space="preserve">4.6 Verification method</w:t>
       </w:r>
     </w:p>
     <w:p>
@@ -2697,7 +4000,7 @@
         <w:t xml:space="preserve">Watch the belt move:</w:t>
       </w:r>
       <w:r>
-        <w:t xml:space="preserve"> in Live Watch, </w:t>
+        <w:t xml:space="preserve"> in Live Watch — via </w:t>
       </w:r>
       <w:r>
         <w:rPr>
@@ -2708,18 +4011,18 @@
         <w:t xml:space="preserve">*g_dbg_dma5</w:t>
       </w:r>
       <w:r>
-        <w:t xml:space="preserve"> shows </w:t>
-      </w:r>
-      <w:r>
-        <w:rPr>
-          <w:rFonts w:ascii="Consolas" w:cs="Consolas" w:eastAsia="Consolas" w:hAnsi="Consolas"/>
-          <w:sz w:val="20"/>
-          <w:szCs w:val="20"/>
-        </w:rPr>
-        <w:t xml:space="preserve">CNDTR</w:t>
-      </w:r>
-      <w:r>
-        <w:t xml:space="preserve"> stepping</w:t>
+        <w:t xml:space="preserve"> / </w:t>
+      </w:r>
+      <w:r>
+        <w:rPr>
+          <w:rFonts w:ascii="Consolas" w:cs="Consolas" w:eastAsia="Consolas" w:hAnsi="Consolas"/>
+          <w:sz w:val="20"/>
+          <w:szCs w:val="20"/>
+        </w:rPr>
+        <w:t xml:space="preserve">*g_dbg_tim1</w:t>
+      </w:r>
+      <w:r>
+        <w:t xml:space="preserve"> at stages</w:t>
       </w:r>
     </w:p>
     <w:p>
@@ -2728,6 +4031,48 @@
         <w:jc w:val="both"/>
       </w:pPr>
       <w:r>
+        <w:t xml:space="preserve">0_1/0_2, or directly by name (</w:t>
+      </w:r>
+      <w:r>
+        <w:rPr>
+          <w:rFonts w:ascii="Consolas" w:cs="Consolas" w:eastAsia="Consolas" w:hAnsi="Consolas"/>
+          <w:sz w:val="20"/>
+          <w:szCs w:val="20"/>
+        </w:rPr>
+        <w:t xml:space="preserve">DMA1</w:t>
+      </w:r>
+      <w:r>
+        <w:t xml:space="preserve">, </w:t>
+      </w:r>
+      <w:r>
+        <w:rPr>
+          <w:rFonts w:ascii="Consolas" w:cs="Consolas" w:eastAsia="Consolas" w:hAnsi="Consolas"/>
+          <w:sz w:val="20"/>
+          <w:szCs w:val="20"/>
+        </w:rPr>
+        <w:t xml:space="preserve">TIM1</w:t>
+      </w:r>
+      <w:r>
+        <w:t xml:space="preserve">) at stage 0_3 — </w:t>
+      </w:r>
+      <w:r>
+        <w:rPr>
+          <w:rFonts w:ascii="Consolas" w:cs="Consolas" w:eastAsia="Consolas" w:hAnsi="Consolas"/>
+          <w:sz w:val="20"/>
+          <w:szCs w:val="20"/>
+        </w:rPr>
+        <w:t xml:space="preserve">CNDTR</w:t>
+      </w:r>
+      <w:r>
+        <w:t xml:space="preserve"> steps</w:t>
+      </w:r>
+    </w:p>
+    <w:p>
+      <w:pPr>
+        <w:spacing w:after="120" w:line="276" w:lineRule="auto"/>
+        <w:jc w:val="both"/>
+      </w:pPr>
+      <w:r>
         <w:rPr>
           <w:rFonts w:ascii="Consolas" w:cs="Consolas" w:eastAsia="Consolas" w:hAnsi="Consolas"/>
           <w:sz w:val="20"/>
@@ -2736,18 +4081,7 @@
         <w:t xml:space="preserve">2 → 1 → 2 → …</w:t>
       </w:r>
       <w:r>
-        <w:t xml:space="preserve"> one step per 400 ms beat, while </w:t>
-      </w:r>
-      <w:r>
-        <w:rPr>
-          <w:rFonts w:ascii="Consolas" w:cs="Consolas" w:eastAsia="Consolas" w:hAnsi="Consolas"/>
-          <w:sz w:val="20"/>
-          <w:szCs w:val="20"/>
-        </w:rPr>
-        <w:t xml:space="preserve">*g_dbg_tim1</w:t>
-      </w:r>
-      <w:r>
-        <w:t xml:space="preserve"> shows </w:t>
+        <w:t xml:space="preserve"> one step per 400 ms beat while </w:t>
       </w:r>
       <w:r>
         <w:rPr>
@@ -2758,7 +4092,7 @@
         <w:t xml:space="preserve">CNT</w:t>
       </w:r>
       <w:r>
-        <w:t xml:space="preserve"> ticking.</w:t>
+        <w:t xml:space="preserve"> ticks.</w:t>
       </w:r>
     </w:p>
     <w:p>
@@ -2802,7 +4136,76 @@
         <w:jc w:val="both"/>
       </w:pPr>
       <w:r>
-        <w:t xml:space="preserve">Keep the fingerprint as the acceptance reference for stages 0_2 / 0_3.</w:t>
+        <w:t xml:space="preserve">Repeat per stage and </w:t>
+      </w:r>
+      <w:r>
+        <w:rPr>
+          <w:b/>
+          <w:bCs/>
+        </w:rPr>
+        <w:t xml:space="preserve">diff the fingerprints</w:t>
+      </w:r>
+      <w:r>
+        <w:t xml:space="preserve">: 0_1 recorded the reference; 0_2 and</w:t>
+      </w:r>
+    </w:p>
+    <w:p>
+      <w:pPr>
+        <w:spacing w:after="120" w:line="276" w:lineRule="auto"/>
+        <w:jc w:val="both"/>
+      </w:pPr>
+      <w:r>
+        <w:t xml:space="preserve">0_3 must reproduce it bit-for-bit (they did — </w:t>
+      </w:r>
+      <w:r>
+        <w:rPr>
+          <w:rFonts w:ascii="Consolas" w:cs="Consolas" w:eastAsia="Consolas" w:hAnsi="Consolas"/>
+          <w:sz w:val="20"/>
+          <w:szCs w:val="20"/>
+        </w:rPr>
+        <w:t xml:space="preserve">CCR5 = 0x0AB1</w:t>
+      </w:r>
+      <w:r>
+        <w:t xml:space="preserve">, </w:t>
+      </w:r>
+      <w:r>
+        <w:rPr>
+          <w:rFonts w:ascii="Consolas" w:cs="Consolas" w:eastAsia="Consolas" w:hAnsi="Consolas"/>
+          <w:sz w:val="20"/>
+          <w:szCs w:val="20"/>
+        </w:rPr>
+        <w:t xml:space="preserve">DIER = 0x100</w:t>
+      </w:r>
+      <w:r>
+        <w:t xml:space="preserve">,</w:t>
+      </w:r>
+    </w:p>
+    <w:p>
+      <w:pPr>
+        <w:spacing w:after="120" w:line="276" w:lineRule="auto"/>
+        <w:jc w:val="both"/>
+      </w:pPr>
+      <w:r>
+        <w:rPr>
+          <w:rFonts w:ascii="Consolas" w:cs="Consolas" w:eastAsia="Consolas" w:hAnsi="Consolas"/>
+          <w:sz w:val="20"/>
+          <w:szCs w:val="20"/>
+        </w:rPr>
+        <w:t xml:space="preserve">PSC = 7999</w:t>
+      </w:r>
+      <w:r>
+        <w:t xml:space="preserve">, </w:t>
+      </w:r>
+      <w:r>
+        <w:rPr>
+          <w:rFonts w:ascii="Consolas" w:cs="Consolas" w:eastAsia="Consolas" w:hAnsi="Consolas"/>
+          <w:sz w:val="20"/>
+          <w:szCs w:val="20"/>
+        </w:rPr>
+        <w:t xml:space="preserve">ARR = 399</w:t>
+      </w:r>
+      <w:r>
+        <w:t xml:space="preserve">, LED blinking with the core halted, at all three stages).</w:t>
       </w:r>
     </w:p>
     <w:p>
@@ -2810,7 +4213,7 @@
         <w:pStyle w:val="Heading2"/>
       </w:pPr>
       <w:r>
-        <w:t xml:space="preserve">4.5 Progress</w:t>
+        <w:t xml:space="preserve">4.7 Progress</w:t>
       </w:r>
     </w:p>
     <w:tbl>
@@ -2919,7 +4322,7 @@
               <w:jc w:val="left"/>
             </w:pPr>
             <w:r>
-              <w:t xml:space="preserve">Add </w:t>
+              <w:t xml:space="preserve">Write the Stage 0_1 main (now </w:t>
             </w:r>
             <w:r>
               <w:rPr>
@@ -2927,18 +4330,10 @@
                 <w:sz w:val="20"/>
                 <w:szCs w:val="20"/>
               </w:rPr>
-              <w:t xml:space="preserve">PROBLEM_B</w:t>
-            </w:r>
-            <w:r>
-              <w:t xml:space="preserve"> branch to </w:t>
-            </w:r>
-            <w:r>
-              <w:rPr>
-                <w:rFonts w:ascii="Consolas" w:cs="Consolas" w:eastAsia="Consolas" w:hAnsi="Consolas"/>
-                <w:sz w:val="20"/>
-                <w:szCs w:val="20"/>
-              </w:rPr>
-              <w:t xml:space="preserve">main_buoi12_dma.c</w:t>
+              <w:t xml:space="preserve">main_b12_B_S01.c</w:t>
+            </w:r>
+            <w:r>
+              <w:t xml:space="preserve">)</w:t>
             </w:r>
           </w:p>
         </w:tc>
@@ -3273,7 +4668,7 @@
               <w:jc w:val="left"/>
             </w:pPr>
             <w:r>
-              <w:t xml:space="preserve">Stage 0_2 (CMSIS), 0_3 (raw DSL)</w:t>
+              <w:t xml:space="preserve">Stage 0_2: trace HAL → CMSIS writes (GPIO + TIM + DMA)</w:t>
             </w:r>
           </w:p>
         </w:tc>
@@ -3298,7 +4693,197 @@
               <w:jc w:val="left"/>
             </w:pPr>
             <w:r>
-              <w:t xml:space="preserve">not started — next sessions</w:t>
+              <w:t xml:space="preserve">done — build 0 err / 0 warn</w:t>
+            </w:r>
+          </w:p>
+        </w:tc>
+      </w:tr>
+      <w:tr>
+        <w:trPr>
+          <w:tblHeader w:val="false"/>
+        </w:trPr>
+        <w:tc>
+          <w:tcPr>
+            <w:tcW w:type="dxa" w:w="4513"/>
+            <w:tcBorders>
+              <w:top w:val="single" w:color="AAAAAA" w:sz="4"/>
+              <w:left w:val="single" w:color="AAAAAA" w:sz="4"/>
+              <w:bottom w:val="single" w:color="AAAAAA" w:sz="4"/>
+              <w:right w:val="single" w:color="AAAAAA" w:sz="4"/>
+            </w:tcBorders>
+            <w:tcMar>
+              <w:top w:type="dxa" w:w="60"/>
+              <w:left w:type="dxa" w:w="120"/>
+              <w:bottom w:type="dxa" w:w="60"/>
+              <w:right w:type="dxa" w:w="120"/>
+            </w:tcMar>
+          </w:tcPr>
+          <w:p>
+            <w:pPr>
+              <w:jc w:val="left"/>
+            </w:pPr>
+            <w:r>
+              <w:t xml:space="preserve">On-board run (0_2)</w:t>
+            </w:r>
+          </w:p>
+        </w:tc>
+        <w:tc>
+          <w:tcPr>
+            <w:tcW w:type="dxa" w:w="4513"/>
+            <w:tcBorders>
+              <w:top w:val="single" w:color="AAAAAA" w:sz="4"/>
+              <w:left w:val="single" w:color="AAAAAA" w:sz="4"/>
+              <w:bottom w:val="single" w:color="AAAAAA" w:sz="4"/>
+              <w:right w:val="single" w:color="AAAAAA" w:sz="4"/>
+            </w:tcBorders>
+            <w:tcMar>
+              <w:top w:type="dxa" w:w="60"/>
+              <w:left w:type="dxa" w:w="120"/>
+              <w:bottom w:type="dxa" w:w="60"/>
+              <w:right w:type="dxa" w:w="120"/>
+            </w:tcMar>
+          </w:tcPr>
+          <w:p>
+            <w:pPr>
+              <w:jc w:val="left"/>
+            </w:pPr>
+            <w:r>
+              <w:rPr>
+                <w:b/>
+                <w:bCs/>
+              </w:rPr>
+              <w:t xml:space="preserve">PASS</w:t>
+            </w:r>
+            <w:r>
+              <w:t xml:space="preserve"> — same fingerprint as 0_1</w:t>
+            </w:r>
+          </w:p>
+        </w:tc>
+      </w:tr>
+      <w:tr>
+        <w:trPr>
+          <w:tblHeader w:val="false"/>
+        </w:trPr>
+        <w:tc>
+          <w:tcPr>
+            <w:tcW w:type="dxa" w:w="4513"/>
+            <w:tcBorders>
+              <w:top w:val="single" w:color="AAAAAA" w:sz="4"/>
+              <w:left w:val="single" w:color="AAAAAA" w:sz="4"/>
+              <w:bottom w:val="single" w:color="AAAAAA" w:sz="4"/>
+              <w:right w:val="single" w:color="AAAAAA" w:sz="4"/>
+            </w:tcBorders>
+            <w:tcMar>
+              <w:top w:type="dxa" w:w="60"/>
+              <w:left w:type="dxa" w:w="120"/>
+              <w:bottom w:type="dxa" w:w="60"/>
+              <w:right w:type="dxa" w:w="120"/>
+            </w:tcMar>
+          </w:tcPr>
+          <w:p>
+            <w:pPr>
+              <w:jc w:val="left"/>
+            </w:pPr>
+            <w:r>
+              <w:t xml:space="preserve">Stage 0_3: reuse </w:t>
+            </w:r>
+            <w:r>
+              <w:rPr>
+                <w:rFonts w:ascii="Consolas" w:cs="Consolas" w:eastAsia="Consolas" w:hAnsi="Consolas"/>
+                <w:sz w:val="20"/>
+                <w:szCs w:val="20"/>
+              </w:rPr>
+              <w:t xml:space="preserve">dma.h</w:t>
+            </w:r>
+            <w:r>
+              <w:t xml:space="preserve"> + existing TIM/GPIO/RCC maps; drop debug pointers</w:t>
+            </w:r>
+          </w:p>
+        </w:tc>
+        <w:tc>
+          <w:tcPr>
+            <w:tcW w:type="dxa" w:w="4513"/>
+            <w:tcBorders>
+              <w:top w:val="single" w:color="AAAAAA" w:sz="4"/>
+              <w:left w:val="single" w:color="AAAAAA" w:sz="4"/>
+              <w:bottom w:val="single" w:color="AAAAAA" w:sz="4"/>
+              <w:right w:val="single" w:color="AAAAAA" w:sz="4"/>
+            </w:tcBorders>
+            <w:tcMar>
+              <w:top w:type="dxa" w:w="60"/>
+              <w:left w:type="dxa" w:w="120"/>
+              <w:bottom w:type="dxa" w:w="60"/>
+              <w:right w:type="dxa" w:w="120"/>
+            </w:tcMar>
+          </w:tcPr>
+          <w:p>
+            <w:pPr>
+              <w:jc w:val="left"/>
+            </w:pPr>
+            <w:r>
+              <w:t xml:space="preserve">done — build 0 err / 0 warn</w:t>
+            </w:r>
+          </w:p>
+        </w:tc>
+      </w:tr>
+      <w:tr>
+        <w:trPr>
+          <w:tblHeader w:val="false"/>
+        </w:trPr>
+        <w:tc>
+          <w:tcPr>
+            <w:tcW w:type="dxa" w:w="4513"/>
+            <w:tcBorders>
+              <w:top w:val="single" w:color="AAAAAA" w:sz="4"/>
+              <w:left w:val="single" w:color="AAAAAA" w:sz="4"/>
+              <w:bottom w:val="single" w:color="AAAAAA" w:sz="4"/>
+              <w:right w:val="single" w:color="AAAAAA" w:sz="4"/>
+            </w:tcBorders>
+            <w:tcMar>
+              <w:top w:type="dxa" w:w="60"/>
+              <w:left w:type="dxa" w:w="120"/>
+              <w:bottom w:type="dxa" w:w="60"/>
+              <w:right w:type="dxa" w:w="120"/>
+            </w:tcMar>
+          </w:tcPr>
+          <w:p>
+            <w:pPr>
+              <w:jc w:val="left"/>
+            </w:pPr>
+            <w:r>
+              <w:t xml:space="preserve">On-board run (0_3)</w:t>
+            </w:r>
+          </w:p>
+        </w:tc>
+        <w:tc>
+          <w:tcPr>
+            <w:tcW w:type="dxa" w:w="4513"/>
+            <w:tcBorders>
+              <w:top w:val="single" w:color="AAAAAA" w:sz="4"/>
+              <w:left w:val="single" w:color="AAAAAA" w:sz="4"/>
+              <w:bottom w:val="single" w:color="AAAAAA" w:sz="4"/>
+              <w:right w:val="single" w:color="AAAAAA" w:sz="4"/>
+            </w:tcBorders>
+            <w:tcMar>
+              <w:top w:type="dxa" w:w="60"/>
+              <w:left w:type="dxa" w:w="120"/>
+              <w:bottom w:type="dxa" w:w="60"/>
+              <w:right w:type="dxa" w:w="120"/>
+            </w:tcMar>
+          </w:tcPr>
+          <w:p>
+            <w:pPr>
+              <w:jc w:val="left"/>
+            </w:pPr>
+            <w:r>
+              <w:rPr>
+                <w:b/>
+                <w:bCs/>
+              </w:rPr>
+              <w:t xml:space="preserve">PASS</w:t>
+            </w:r>
+            <w:r>
+              <w:t xml:space="preserve"> — same fingerprint; Problem B row complete</w:t>
             </w:r>
           </w:p>
         </w:tc>
@@ -6056,7 +7641,7 @@
         <w:pStyle w:val="Heading2"/>
       </w:pPr>
       <w:r>
-        <w:t xml:space="preserve">5.4 Vendor-API footprint</w:t>
+        <w:t xml:space="preserve">5.4 Vendor-API footprint — stage by stage</w:t>
       </w:r>
     </w:p>
     <w:p>
@@ -6065,18 +7650,17 @@
         <w:jc w:val="both"/>
       </w:pPr>
       <w:r>
-        <w:t xml:space="preserve">Problem B needs three HAL modules instead of one — </w:t>
-      </w:r>
-      <w:r>
-        <w:rPr>
-          <w:rFonts w:ascii="Consolas" w:cs="Consolas" w:eastAsia="Consolas" w:hAnsi="Consolas"/>
-          <w:sz w:val="20"/>
-          <w:szCs w:val="20"/>
-        </w:rPr>
-        <w:t xml:space="preserve">stm32f1xx_hal_dma.c</w:t>
-      </w:r>
-      <w:r>
-        <w:t xml:space="preserve">,</w:t>
+        <w:t xml:space="preserve">The vendor supplies two separable things: </w:t>
+      </w:r>
+      <w:r>
+        <w:rPr>
+          <w:b/>
+          <w:bCs/>
+        </w:rPr>
+        <w:t xml:space="preserve">functions</w:t>
+      </w:r>
+      <w:r>
+        <w:t xml:space="preserve"> (behavior — code that runs) and</w:t>
       </w:r>
     </w:p>
     <w:p>
@@ -6086,58 +7670,24 @@
       </w:pPr>
       <w:r>
         <w:rPr>
-          <w:rFonts w:ascii="Consolas" w:cs="Consolas" w:eastAsia="Consolas" w:hAnsi="Consolas"/>
-          <w:sz w:val="20"/>
-          <w:szCs w:val="20"/>
-        </w:rPr>
-        <w:t xml:space="preserve">stm32f1xx_hal_tim.c</w:t>
-      </w:r>
-      <w:r>
-        <w:t xml:space="preserve">, </w:t>
-      </w:r>
-      <w:r>
-        <w:rPr>
-          <w:rFonts w:ascii="Consolas" w:cs="Consolas" w:eastAsia="Consolas" w:hAnsi="Consolas"/>
-          <w:sz w:val="20"/>
-          <w:szCs w:val="20"/>
-        </w:rPr>
-        <w:t xml:space="preserve">stm32f1xx_hal_gpio.c</w:t>
-      </w:r>
-      <w:r>
-        <w:t xml:space="preserve"> (3 of ≈30, ~10%) — and five public functions plus two macros: </w:t>
-      </w:r>
-      <w:r>
-        <w:rPr>
-          <w:rFonts w:ascii="Consolas" w:cs="Consolas" w:eastAsia="Consolas" w:hAnsi="Consolas"/>
-          <w:sz w:val="20"/>
-          <w:szCs w:val="20"/>
-        </w:rPr>
-        <w:t xml:space="preserve">HAL_GPIO_Init</w:t>
-      </w:r>
-      <w:r>
-        <w:t xml:space="preserve">, </w:t>
-      </w:r>
-      <w:r>
-        <w:rPr>
-          <w:rFonts w:ascii="Consolas" w:cs="Consolas" w:eastAsia="Consolas" w:hAnsi="Consolas"/>
-          <w:sz w:val="20"/>
-          <w:szCs w:val="20"/>
-        </w:rPr>
-        <w:t xml:space="preserve">HAL_TIM_Base_Init</w:t>
-      </w:r>
-      <w:r>
-        <w:t xml:space="preserve">, </w:t>
-      </w:r>
-      <w:r>
-        <w:rPr>
-          <w:rFonts w:ascii="Consolas" w:cs="Consolas" w:eastAsia="Consolas" w:hAnsi="Consolas"/>
-          <w:sz w:val="20"/>
-          <w:szCs w:val="20"/>
-        </w:rPr>
-        <w:t xml:space="preserve">HAL_TIM_Base_Start</w:t>
-      </w:r>
-      <w:r>
-        <w:t xml:space="preserve">,</w:t>
+          <w:b/>
+          <w:bCs/>
+        </w:rPr>
+        <w:t xml:space="preserve">names</w:t>
+      </w:r>
+      <w:r>
+        <w:t xml:space="preserve"> (vocabulary — </w:t>
+      </w:r>
+      <w:r>
+        <w:rPr>
+          <w:rFonts w:ascii="Consolas" w:cs="Consolas" w:eastAsia="Consolas" w:hAnsi="Consolas"/>
+          <w:sz w:val="20"/>
+          <w:szCs w:val="20"/>
+        </w:rPr>
+        <w:t xml:space="preserve">#define</w:t>
+      </w:r>
+      <w:r>
+        <w:t xml:space="preserve">s and structs). Each stage strips one of them.</w:t>
       </w:r>
     </w:p>
     <w:p>
@@ -6147,6 +7697,88 @@
       </w:pPr>
       <w:r>
         <w:rPr>
+          <w:b/>
+          <w:bCs/>
+        </w:rPr>
+        <w:t xml:space="preserve">Stage 0_1 — HAL: functions + names.</w:t>
+      </w:r>
+      <w:r>
+        <w:t xml:space="preserve"> Problem B needs three HAL modules instead of one — </w:t>
+      </w:r>
+      <w:r>
+        <w:rPr>
+          <w:rFonts w:ascii="Consolas" w:cs="Consolas" w:eastAsia="Consolas" w:hAnsi="Consolas"/>
+          <w:sz w:val="20"/>
+          <w:szCs w:val="20"/>
+        </w:rPr>
+        <w:t xml:space="preserve">stm32f1xx_hal_dma.c</w:t>
+      </w:r>
+      <w:r>
+        <w:t xml:space="preserve">, </w:t>
+      </w:r>
+      <w:r>
+        <w:rPr>
+          <w:rFonts w:ascii="Consolas" w:cs="Consolas" w:eastAsia="Consolas" w:hAnsi="Consolas"/>
+          <w:sz w:val="20"/>
+          <w:szCs w:val="20"/>
+        </w:rPr>
+        <w:t xml:space="preserve">stm32f1xx_hal_tim.c</w:t>
+      </w:r>
+      <w:r>
+        <w:t xml:space="preserve">, </w:t>
+      </w:r>
+      <w:r>
+        <w:rPr>
+          <w:rFonts w:ascii="Consolas" w:cs="Consolas" w:eastAsia="Consolas" w:hAnsi="Consolas"/>
+          <w:sz w:val="20"/>
+          <w:szCs w:val="20"/>
+        </w:rPr>
+        <w:t xml:space="preserve">stm32f1xx_hal_gpio.c</w:t>
+      </w:r>
+      <w:r>
+        <w:t xml:space="preserve"> (3 of ≈30, ~10%) — and five public functions plus two macros: </w:t>
+      </w:r>
+      <w:r>
+        <w:rPr>
+          <w:rFonts w:ascii="Consolas" w:cs="Consolas" w:eastAsia="Consolas" w:hAnsi="Consolas"/>
+          <w:sz w:val="20"/>
+          <w:szCs w:val="20"/>
+        </w:rPr>
+        <w:t xml:space="preserve">HAL_GPIO_Init</w:t>
+      </w:r>
+      <w:r>
+        <w:t xml:space="preserve">, </w:t>
+      </w:r>
+      <w:r>
+        <w:rPr>
+          <w:rFonts w:ascii="Consolas" w:cs="Consolas" w:eastAsia="Consolas" w:hAnsi="Consolas"/>
+          <w:sz w:val="20"/>
+          <w:szCs w:val="20"/>
+        </w:rPr>
+        <w:t xml:space="preserve">HAL_TIM_Base_Init</w:t>
+      </w:r>
+      <w:r>
+        <w:t xml:space="preserve">,</w:t>
+      </w:r>
+    </w:p>
+    <w:p>
+      <w:pPr>
+        <w:spacing w:after="120" w:line="276" w:lineRule="auto"/>
+        <w:jc w:val="both"/>
+      </w:pPr>
+      <w:r>
+        <w:rPr>
+          <w:rFonts w:ascii="Consolas" w:cs="Consolas" w:eastAsia="Consolas" w:hAnsi="Consolas"/>
+          <w:sz w:val="20"/>
+          <w:szCs w:val="20"/>
+        </w:rPr>
+        <w:t xml:space="preserve">HAL_TIM_Base_Start</w:t>
+      </w:r>
+      <w:r>
+        <w:t xml:space="preserve">, </w:t>
+      </w:r>
+      <w:r>
+        <w:rPr>
           <w:rFonts w:ascii="Consolas" w:cs="Consolas" w:eastAsia="Consolas" w:hAnsi="Consolas"/>
           <w:sz w:val="20"/>
           <w:szCs w:val="20"/>
@@ -6176,8 +7808,14 @@
         <w:t xml:space="preserve">__HAL_TIM_ENABLE_DMA</w:t>
       </w:r>
       <w:r>
-        <w:t xml:space="preserve">, </w:t>
-      </w:r>
+        <w:t xml:space="preserve">,</w:t>
+      </w:r>
+    </w:p>
+    <w:p>
+      <w:pPr>
+        <w:spacing w:after="120" w:line="276" w:lineRule="auto"/>
+        <w:jc w:val="both"/>
+      </w:pPr>
       <w:r>
         <w:rPr>
           <w:rFonts w:ascii="Consolas" w:cs="Consolas" w:eastAsia="Consolas" w:hAnsi="Consolas"/>
@@ -6187,7 +7825,7 @@
         <w:t xml:space="preserve">__HAL_RCC_*_CLK_ENABLE</w:t>
       </w:r>
       <w:r>
-        <w:t xml:space="preserve">. Still an ignition switch, not a dependency: every one of these maps to a handful of register writes that stages 0_2/0_3 will perform directly.</w:t>
+        <w:t xml:space="preserve">. Still an ignition switch, not a dependency: ~900 vendor lines run for what is really ~15 register writes.</w:t>
       </w:r>
     </w:p>
     <w:p>
@@ -6200,7 +7838,7 @@
           <wp:inline distT="0" distB="0" distL="0" distR="0">
             <wp:extent cx="5724525" cy="2905125"/>
             <wp:effectExtent t="0" r="0" b="0" l="0"/>
-            <wp:docPr id="1" name="fig8" descr="Vendor API usage in Problem B, with the two counting units defined by example: 1 module = 1 vendor driver file (3 of 30 compiled: hal_dma + hal_tim + hal_gpio, ~10%); 1 function = 1 public API inside those files (5 of 94 called: HAL_GPIO_Init, HAL_TIM_Base_Init/Start, HAL_DMA_Init/Start, ~5%); green = used, gray = stripped by the linker" title="Figure 8"/>
+            <wp:docPr id="1" name="fig8" descr="Vendor API usage in Problem B at stage 0_1, with the two counting units defined by example: 1 module = 1 vendor driver file (3 of 30 compiled: hal_dma + hal_tim + hal_gpio, ~10%); 1 function = 1 public API inside those files (5 of 94 called: HAL_GPIO_Init, HAL_TIM_Base_Init/Start, HAL_DMA_Init/Start, ~5%); green = used, gray = stripped by the linker" title="Figure 8"/>
             <wp:cNvGraphicFramePr>
               <a:graphicFrameLocks xmlns:a="http://schemas.openxmlformats.org/drawingml/2006/main" noChangeAspect="1"/>
             </wp:cNvGraphicFramePr>
@@ -6265,7 +7903,370 @@
           <w:sz w:val="18"/>
           <w:szCs w:val="18"/>
         </w:rPr>
-        <w:t xml:space="preserve">. Vendor API usage in Problem B, with the two counting units defined by example: 1 module = 1 vendor driver file (3 of 30 compiled: hal_dma + hal_tim + hal_gpio, ~10%); 1 function = 1 public API inside those files (5 of 94 called: HAL_GPIO_Init, HAL_TIM_Base_Init/Start, HAL_DMA_Init/Start, ~5%); green = used, gray = stripped by the linker</w:t>
+        <w:t xml:space="preserve">. Vendor API usage in Problem B at stage 0_1, with the two counting units defined by example: 1 module = 1 vendor driver file (3 of 30 compiled: hal_dma + hal_tim + hal_gpio, ~10%); 1 function = 1 public API inside those files (5 of 94 called: HAL_GPIO_Init, HAL_TIM_Base_Init/Start, HAL_DMA_Init/Start, ~5%); green = used, gray = stripped by the linker</w:t>
+      </w:r>
+    </w:p>
+    <w:p>
+      <w:pPr>
+        <w:spacing w:after="120" w:line="276" w:lineRule="auto"/>
+        <w:jc w:val="both"/>
+      </w:pPr>
+      <w:r>
+        <w:rPr>
+          <w:b/>
+          <w:bCs/>
+        </w:rPr>
+        <w:t xml:space="preserve">Stage 0_2 — CMSIS: names only.</w:t>
+      </w:r>
+      <w:r>
+        <w:t xml:space="preserve"> Vendor functions drop to </w:t>
+      </w:r>
+      <w:r>
+        <w:rPr>
+          <w:b/>
+          <w:bCs/>
+        </w:rPr>
+        <w:t xml:space="preserve">zero</w:t>
+      </w:r>
+      <w:r>
+        <w:t xml:space="preserve"> — the ~15 writes are hand-written (section 4.4). About 21 vendor names remain, all from </w:t>
+      </w:r>
+      <w:r>
+        <w:rPr>
+          <w:rFonts w:ascii="Consolas" w:cs="Consolas" w:eastAsia="Consolas" w:hAnsi="Consolas"/>
+          <w:sz w:val="20"/>
+          <w:szCs w:val="20"/>
+        </w:rPr>
+        <w:t xml:space="preserve">stm32f103xb.h</w:t>
+      </w:r>
+      <w:r>
+        <w:t xml:space="preserve">: peripheral macros (</w:t>
+      </w:r>
+      <w:r>
+        <w:rPr>
+          <w:rFonts w:ascii="Consolas" w:cs="Consolas" w:eastAsia="Consolas" w:hAnsi="Consolas"/>
+          <w:sz w:val="20"/>
+          <w:szCs w:val="20"/>
+        </w:rPr>
+        <w:t xml:space="preserve">TIM1</w:t>
+      </w:r>
+      <w:r>
+        <w:t xml:space="preserve">, </w:t>
+      </w:r>
+      <w:r>
+        <w:rPr>
+          <w:rFonts w:ascii="Consolas" w:cs="Consolas" w:eastAsia="Consolas" w:hAnsi="Consolas"/>
+          <w:sz w:val="20"/>
+          <w:szCs w:val="20"/>
+        </w:rPr>
+        <w:t xml:space="preserve">GPIOC</w:t>
+      </w:r>
+      <w:r>
+        <w:t xml:space="preserve">, </w:t>
+      </w:r>
+      <w:r>
+        <w:rPr>
+          <w:rFonts w:ascii="Consolas" w:cs="Consolas" w:eastAsia="Consolas" w:hAnsi="Consolas"/>
+          <w:sz w:val="20"/>
+          <w:szCs w:val="20"/>
+        </w:rPr>
+        <w:t xml:space="preserve">DMA1_Channel5</w:t>
+      </w:r>
+      <w:r>
+        <w:t xml:space="preserve">), bit masks (</w:t>
+      </w:r>
+      <w:r>
+        <w:rPr>
+          <w:rFonts w:ascii="Consolas" w:cs="Consolas" w:eastAsia="Consolas" w:hAnsi="Consolas"/>
+          <w:sz w:val="20"/>
+          <w:szCs w:val="20"/>
+        </w:rPr>
+        <w:t xml:space="preserve">TIM_DIER_UDE</w:t>
+      </w:r>
+      <w:r>
+        <w:t xml:space="preserve">,</w:t>
+      </w:r>
+    </w:p>
+    <w:p>
+      <w:pPr>
+        <w:spacing w:after="120" w:line="276" w:lineRule="auto"/>
+        <w:jc w:val="both"/>
+      </w:pPr>
+      <w:r>
+        <w:rPr>
+          <w:rFonts w:ascii="Consolas" w:cs="Consolas" w:eastAsia="Consolas" w:hAnsi="Consolas"/>
+          <w:sz w:val="20"/>
+          <w:szCs w:val="20"/>
+        </w:rPr>
+        <w:t xml:space="preserve">TIM_CR1_CEN</w:t>
+      </w:r>
+      <w:r>
+        <w:t xml:space="preserve">, </w:t>
+      </w:r>
+      <w:r>
+        <w:rPr>
+          <w:rFonts w:ascii="Consolas" w:cs="Consolas" w:eastAsia="Consolas" w:hAnsi="Consolas"/>
+          <w:sz w:val="20"/>
+          <w:szCs w:val="20"/>
+        </w:rPr>
+        <w:t xml:space="preserve">TIM_EGR_UG</w:t>
+      </w:r>
+      <w:r>
+        <w:t xml:space="preserve">, </w:t>
+      </w:r>
+      <w:r>
+        <w:rPr>
+          <w:rFonts w:ascii="Consolas" w:cs="Consolas" w:eastAsia="Consolas" w:hAnsi="Consolas"/>
+          <w:sz w:val="20"/>
+          <w:szCs w:val="20"/>
+        </w:rPr>
+        <w:t xml:space="preserve">GPIO_CRH_MODE13</w:t>
+      </w:r>
+      <w:r>
+        <w:t xml:space="preserve">, the </w:t>
+      </w:r>
+      <w:r>
+        <w:rPr>
+          <w:rFonts w:ascii="Consolas" w:cs="Consolas" w:eastAsia="Consolas" w:hAnsi="Consolas"/>
+          <w:sz w:val="20"/>
+          <w:szCs w:val="20"/>
+        </w:rPr>
+        <w:t xml:space="preserve">DMA_CCR_*</w:t>
+      </w:r>
+      <w:r>
+        <w:t xml:space="preserve"> family, the</w:t>
+      </w:r>
+    </w:p>
+    <w:p>
+      <w:pPr>
+        <w:spacing w:after="120" w:line="276" w:lineRule="auto"/>
+        <w:jc w:val="both"/>
+      </w:pPr>
+      <w:r>
+        <w:rPr>
+          <w:rFonts w:ascii="Consolas" w:cs="Consolas" w:eastAsia="Consolas" w:hAnsi="Consolas"/>
+          <w:sz w:val="20"/>
+          <w:szCs w:val="20"/>
+        </w:rPr>
+        <w:t xml:space="preserve">RCC_*ENR_*</w:t>
+      </w:r>
+      <w:r>
+        <w:t xml:space="preserve"> enables) and two struct typedefs — vocabulary with zero behavior behind it.</w:t>
+      </w:r>
+    </w:p>
+    <w:p>
+      <w:pPr>
+        <w:spacing w:after="120" w:line="276" w:lineRule="auto"/>
+        <w:jc w:val="both"/>
+      </w:pPr>
+      <w:r>
+        <w:rPr>
+          <w:b/>
+          <w:bCs/>
+        </w:rPr>
+        <w:t xml:space="preserve">Stage 0_3 — raw DSL: nothing vendor.</w:t>
+      </w:r>
+      <w:r>
+        <w:t xml:space="preserve"> The names now come from four hand-written maps (</w:t>
+      </w:r>
+      <w:r>
+        <w:rPr>
+          <w:rFonts w:ascii="Consolas" w:cs="Consolas" w:eastAsia="Consolas" w:hAnsi="Consolas"/>
+          <w:sz w:val="20"/>
+          <w:szCs w:val="20"/>
+        </w:rPr>
+        <w:t xml:space="preserve">dma.h</w:t>
+      </w:r>
+      <w:r>
+        <w:t xml:space="preserve"> — new this session — plus </w:t>
+      </w:r>
+      <w:r>
+        <w:rPr>
+          <w:rFonts w:ascii="Consolas" w:cs="Consolas" w:eastAsia="Consolas" w:hAnsi="Consolas"/>
+          <w:sz w:val="20"/>
+          <w:szCs w:val="20"/>
+        </w:rPr>
+        <w:t xml:space="preserve">advanced_timer.h</w:t>
+      </w:r>
+      <w:r>
+        <w:t xml:space="preserve">, </w:t>
+      </w:r>
+      <w:r>
+        <w:rPr>
+          <w:rFonts w:ascii="Consolas" w:cs="Consolas" w:eastAsia="Consolas" w:hAnsi="Consolas"/>
+          <w:sz w:val="20"/>
+          <w:szCs w:val="20"/>
+        </w:rPr>
+        <w:t xml:space="preserve">gpio.h</w:t>
+      </w:r>
+      <w:r>
+        <w:t xml:space="preserve">, </w:t>
+      </w:r>
+      <w:r>
+        <w:rPr>
+          <w:rFonts w:ascii="Consolas" w:cs="Consolas" w:eastAsia="Consolas" w:hAnsi="Consolas"/>
+          <w:sz w:val="20"/>
+          <w:szCs w:val="20"/>
+        </w:rPr>
+        <w:t xml:space="preserve">rcc.h</w:t>
+      </w:r>
+      <w:r>
+        <w:t xml:space="preserve">), the behavior from the same ~15 writes. Vendor footprint: </w:t>
+      </w:r>
+      <w:r>
+        <w:rPr>
+          <w:b/>
+          <w:bCs/>
+        </w:rPr>
+        <w:t xml:space="preserve">0 modules, 0 functions, 0 names</w:t>
+      </w:r>
+      <w:r>
+        <w:t xml:space="preserve"> — while the board fingerprint stays bit-identical (</w:t>
+      </w:r>
+      <w:r>
+        <w:rPr>
+          <w:rFonts w:ascii="Consolas" w:cs="Consolas" w:eastAsia="Consolas" w:hAnsi="Consolas"/>
+          <w:sz w:val="20"/>
+          <w:szCs w:val="20"/>
+        </w:rPr>
+        <w:t xml:space="preserve">CCR5 = 0x0AB1</w:t>
+      </w:r>
+      <w:r>
+        <w:t xml:space="preserve">, </w:t>
+      </w:r>
+      <w:r>
+        <w:rPr>
+          <w:rFonts w:ascii="Consolas" w:cs="Consolas" w:eastAsia="Consolas" w:hAnsi="Consolas"/>
+          <w:sz w:val="20"/>
+          <w:szCs w:val="20"/>
+        </w:rPr>
+        <w:t xml:space="preserve">DIER = 0x100</w:t>
+      </w:r>
+      <w:r>
+        <w:t xml:space="preserve">,</w:t>
+      </w:r>
+    </w:p>
+    <w:p>
+      <w:pPr>
+        <w:spacing w:after="120" w:line="276" w:lineRule="auto"/>
+        <w:jc w:val="both"/>
+      </w:pPr>
+      <w:r>
+        <w:rPr>
+          <w:rFonts w:ascii="Consolas" w:cs="Consolas" w:eastAsia="Consolas" w:hAnsi="Consolas"/>
+          <w:sz w:val="20"/>
+          <w:szCs w:val="20"/>
+        </w:rPr>
+        <w:t xml:space="preserve">PSC = 7999</w:t>
+      </w:r>
+      <w:r>
+        <w:t xml:space="preserve">, </w:t>
+      </w:r>
+      <w:r>
+        <w:rPr>
+          <w:rFonts w:ascii="Consolas" w:cs="Consolas" w:eastAsia="Consolas" w:hAnsi="Consolas"/>
+          <w:sz w:val="20"/>
+          <w:szCs w:val="20"/>
+        </w:rPr>
+        <w:t xml:space="preserve">ARR = 399</w:t>
+      </w:r>
+      <w:r>
+        <w:t xml:space="preserve">) and debugging gets *simpler* (real placed symbols, no</w:t>
+      </w:r>
+    </w:p>
+    <w:p>
+      <w:pPr>
+        <w:spacing w:after="120" w:line="276" w:lineRule="auto"/>
+        <w:jc w:val="both"/>
+      </w:pPr>
+      <w:r>
+        <w:rPr>
+          <w:rFonts w:ascii="Consolas" w:cs="Consolas" w:eastAsia="Consolas" w:hAnsi="Consolas"/>
+          <w:sz w:val="20"/>
+          <w:szCs w:val="20"/>
+        </w:rPr>
+        <w:t xml:space="preserve">__root</w:t>
+      </w:r>
+      <w:r>
+        <w:t xml:space="preserve"> helper pointers).</w:t>
+      </w:r>
+    </w:p>
+    <w:p>
+      <w:pPr>
+        <w:spacing w:after="60" w:before="160"/>
+        <w:jc w:val="center"/>
+      </w:pPr>
+      <w:r>
+        <w:drawing>
+          <wp:inline distT="0" distB="0" distL="0" distR="0">
+            <wp:extent cx="5724525" cy="3162300"/>
+            <wp:effectExtent t="0" r="0" b="0" l="0"/>
+            <wp:docPr id="1" name="fig9" descr="Vendor-API footprint of Problem B across the three stages: the vendor's FUNCTIONS row is stripped at 0_2 (traced into 15 hand-written writes) and its NAMES row at 0_3 (own maps: dma.h + advanced_timer.h + gpio.h + rcc.h); orange = vendor material still in the build, green check = replaced by a hand-written equivalent — the fingerprint stays 0x0AB1 / 0x100 / 7999 / 399 throughout" title="Figure 9"/>
+            <wp:cNvGraphicFramePr>
+              <a:graphicFrameLocks xmlns:a="http://schemas.openxmlformats.org/drawingml/2006/main" noChangeAspect="1"/>
+            </wp:cNvGraphicFramePr>
+            <a:graphic xmlns:a="http://schemas.openxmlformats.org/drawingml/2006/main">
+              <a:graphicData uri="http://schemas.openxmlformats.org/drawingml/2006/picture">
+                <pic:pic xmlns:pic="http://schemas.openxmlformats.org/drawingml/2006/picture">
+                  <pic:nvPicPr>
+                    <pic:cNvPr id="0" name="" descr=""/>
+                    <pic:cNvPicPr>
+                      <a:picLocks noChangeAspect="1" noChangeArrowheads="1"/>
+                    </pic:cNvPicPr>
+                  </pic:nvPicPr>
+                  <pic:blipFill>
+                    <a:blip r:embed="rId17" cstate="none"/>
+                    <a:srcRect/>
+                    <a:stretch>
+                      <a:fillRect/>
+                    </a:stretch>
+                  </pic:blipFill>
+                  <pic:spPr bwMode="auto">
+                    <a:xfrm>
+                      <a:off x="0" y="0"/>
+                      <a:ext cx="5724525" cy="3162300"/>
+                    </a:xfrm>
+                    <a:prstGeom prst="rect">
+                      <a:avLst/>
+                    </a:prstGeom>
+                  </pic:spPr>
+                </pic:pic>
+              </a:graphicData>
+            </a:graphic>
+          </wp:inline>
+        </w:drawing>
+      </w:r>
+    </w:p>
+    <w:p>
+      <w:pPr>
+        <w:keepLines/>
+        <w:spacing w:after="200"/>
+        <w:jc w:val="center"/>
+      </w:pPr>
+      <w:r>
+        <w:rPr>
+          <w:i/>
+          <w:iCs/>
+          <w:color w:val="595959"/>
+          <w:sz w:val="18"/>
+          <w:szCs w:val="18"/>
+        </w:rPr>
+        <w:t xml:space="preserve">Figure </w:t>
+      </w:r>
+      <w:fldSimple w:instr="SEQ Figure \* ARABIC">
+        <w:r>
+          <w:t xml:space="preserve">9</w:t>
+        </w:r>
+      </w:fldSimple>
+      <w:r>
+        <w:rPr>
+          <w:i/>
+          <w:iCs/>
+          <w:color w:val="595959"/>
+          <w:sz w:val="18"/>
+          <w:szCs w:val="18"/>
+        </w:rPr>
+        <w:t xml:space="preserve">. Vendor-API footprint of Problem B across the three stages: the vendor's FUNCTIONS row is stripped at 0_2 (traced into 15 hand-written writes) and its NAMES row at 0_3 (own maps: dma.h + advanced_timer.h + gpio.h + rcc.h); orange = vendor material still in the build, green check = replaced by a hand-written equivalent — the fingerprint stays 0x0AB1 / 0x100 / 7999 / 399 throughout</w:t>
       </w:r>
     </w:p>
     <w:p>
@@ -6548,21 +8549,18 @@
           <w:b/>
           <w:bCs/>
         </w:rPr>
-        <w:t xml:space="preserve">`__root` debug pointers make macro-peripherals watchable.</w:t>
-      </w:r>
-      <w:r>
-        <w:t xml:space="preserve"> </w:t>
-      </w:r>
-      <w:r>
-        <w:rPr>
-          <w:rFonts w:ascii="Consolas" w:cs="Consolas" w:eastAsia="Consolas" w:hAnsi="Consolas"/>
-          <w:sz w:val="20"/>
-          <w:szCs w:val="20"/>
-        </w:rPr>
-        <w:t xml:space="preserve">DMA1_Channel5</w:t>
-      </w:r>
-      <w:r>
-        <w:t xml:space="preserve"> is a</w:t>
+        <w:t xml:space="preserve"/>
+      </w:r>
+      <w:r>
+        <w:rPr>
+          <w:rFonts w:ascii="Consolas" w:cs="Consolas" w:eastAsia="Consolas" w:hAnsi="Consolas"/>
+          <w:sz w:val="20"/>
+          <w:szCs w:val="20"/>
+        </w:rPr>
+        <w:t xml:space="preserve">__root</w:t>
+      </w:r>
+      <w:r>
+        <w:t xml:space="preserve"> debug pointers make macro-peripherals watchable — but only vendor stages</w:t>
       </w:r>
     </w:p>
     <w:p>
@@ -6571,7 +8569,18 @@
         <w:jc w:val="both"/>
       </w:pPr>
       <w:r>
-        <w:t xml:space="preserve">cast constant, not a symbol; a </w:t>
+        <w:t xml:space="preserve">need them.** </w:t>
+      </w:r>
+      <w:r>
+        <w:rPr>
+          <w:rFonts w:ascii="Consolas" w:cs="Consolas" w:eastAsia="Consolas" w:hAnsi="Consolas"/>
+          <w:sz w:val="20"/>
+          <w:szCs w:val="20"/>
+        </w:rPr>
+        <w:t xml:space="preserve">DMA1_Channel5</w:t>
+      </w:r>
+      <w:r>
+        <w:t xml:space="preserve"> is a cast constant, not a symbol; a </w:t>
       </w:r>
       <w:r>
         <w:rPr>
@@ -6582,7 +8591,81 @@
         <w:t xml:space="preserve">__root</w:t>
       </w:r>
       <w:r>
-        <w:t xml:space="preserve"> pointer variable gives C-SPY a real object to expand, and survives the linker's dead-stripping despite being referenced by nothing.</w:t>
+        <w:t xml:space="preserve"> pointer variable gives C-SPY a real object to expand, and survives the linker's dead-stripping despite being referenced by nothing. At stage 0_3 the hand-written map *places real symbols* (</w:t>
+      </w:r>
+      <w:r>
+        <w:rPr>
+          <w:rFonts w:ascii="Consolas" w:cs="Consolas" w:eastAsia="Consolas" w:hAnsi="Consolas"/>
+          <w:sz w:val="20"/>
+          <w:szCs w:val="20"/>
+        </w:rPr>
+        <w:t xml:space="preserve">TIM1 @ 0x40012C00</w:t>
+      </w:r>
+      <w:r>
+        <w:t xml:space="preserve">), so both pointers are deleted and Live Watch works by name: </w:t>
+      </w:r>
+      <w:r>
+        <w:rPr>
+          <w:rFonts w:ascii="Consolas" w:cs="Consolas" w:eastAsia="Consolas" w:hAnsi="Consolas"/>
+          <w:sz w:val="20"/>
+          <w:szCs w:val="20"/>
+        </w:rPr>
+        <w:t xml:space="preserve">DMA1</w:t>
+      </w:r>
+      <w:r>
+        <w:t xml:space="preserve">, </w:t>
+      </w:r>
+      <w:r>
+        <w:rPr>
+          <w:rFonts w:ascii="Consolas" w:cs="Consolas" w:eastAsia="Consolas" w:hAnsi="Consolas"/>
+          <w:sz w:val="20"/>
+          <w:szCs w:val="20"/>
+        </w:rPr>
+        <w:t xml:space="preserve">TIM1</w:t>
+      </w:r>
+      <w:r>
+        <w:t xml:space="preserve">, </w:t>
+      </w:r>
+      <w:r>
+        <w:rPr>
+          <w:rFonts w:ascii="Consolas" w:cs="Consolas" w:eastAsia="Consolas" w:hAnsi="Consolas"/>
+          <w:sz w:val="20"/>
+          <w:szCs w:val="20"/>
+        </w:rPr>
+        <w:t xml:space="preserve">GPIOC</w:t>
+      </w:r>
+      <w:r>
+        <w:t xml:space="preserve">.</w:t>
+      </w:r>
+    </w:p>
+    <w:p>
+      <w:pPr>
+        <w:pStyle w:val="ListParagraph"/>
+        <w:numPr>
+          <w:ilvl w:val="0"/>
+          <w:numId w:val="2"/>
+        </w:numPr>
+        <w:spacing w:after="60" w:line="276" w:lineRule="auto"/>
+        <w:jc w:val="both"/>
+      </w:pPr>
+      <w:r>
+        <w:rPr>
+          <w:b/>
+          <w:bCs/>
+        </w:rPr>
+        <w:t xml:space="preserve">The build profile does not choose the stage — the source labels do.</w:t>
+      </w:r>
+      <w:r>
+        <w:t xml:space="preserve"> With a 0_2/0_3</w:t>
+      </w:r>
+    </w:p>
+    <w:p>
+      <w:pPr>
+        <w:spacing w:after="120" w:line="276" w:lineRule="auto"/>
+        <w:jc w:val="both"/>
+      </w:pPr>
+      <w:r>
+        <w:t xml:space="preserve">label active, even the HAL profile builds the same hand-written code (its HAL modules compile but are dead-stripped). Both profiles then produce the same binary — an accidental but perfect control experiment.</w:t>
       </w:r>
     </w:p>
     <w:p>
@@ -6977,7 +9060,7 @@
         <w:sz w:val="16"/>
         <w:szCs w:val="16"/>
       </w:rPr>
-      <w:t xml:space="preserve">Session 12 — Problem B: LED PC13 by pure DMA (HAL, rung 0_1)</w:t>
+      <w:t xml:space="preserve">Session 12 — Problem B: LED by Timer-Paced DMA on STM32F103</w:t>
     </w:r>
   </w:p>
 </w:hdr>
